--- a/docs/05-review/Ревью материалов GameStore.docx
+++ b/docs/05-review/Ревью материалов GameStore.docx
@@ -77,6 +77,10 @@
         <w:gridCol w:w="2556"/>
       </w:tblGrid>
       <w:tr>
+        <w:trPr>
+          <w:cantSplit/>
+          <w:tblHeader w:val="true"/>
+        </w:trPr>
         <w:tc>
           <w:tcPr>
             <w:tcW w:type="dxa" w:w="504"/>
@@ -187,6 +191,9 @@
         </w:tc>
       </w:tr>
       <w:tr>
+        <w:trPr>
+          <w:cantSplit/>
+        </w:trPr>
         <w:tc>
           <w:tcPr>
             <w:tcW w:type="dxa" w:w="504"/>
@@ -293,6 +300,9 @@
         </w:tc>
       </w:tr>
       <w:tr>
+        <w:trPr>
+          <w:cantSplit/>
+        </w:trPr>
         <w:tc>
           <w:tcPr>
             <w:tcW w:type="dxa" w:w="504"/>
@@ -403,6 +413,9 @@
         </w:tc>
       </w:tr>
       <w:tr>
+        <w:trPr>
+          <w:cantSplit/>
+        </w:trPr>
         <w:tc>
           <w:tcPr>
             <w:tcW w:type="dxa" w:w="504"/>
@@ -509,6 +522,9 @@
         </w:tc>
       </w:tr>
       <w:tr>
+        <w:trPr>
+          <w:cantSplit/>
+        </w:trPr>
         <w:tc>
           <w:tcPr>
             <w:tcW w:type="dxa" w:w="504"/>
@@ -619,6 +635,9 @@
         </w:tc>
       </w:tr>
       <w:tr>
+        <w:trPr>
+          <w:cantSplit/>
+        </w:trPr>
         <w:tc>
           <w:tcPr>
             <w:tcW w:type="dxa" w:w="504"/>
@@ -725,6 +744,9 @@
         </w:tc>
       </w:tr>
       <w:tr>
+        <w:trPr>
+          <w:cantSplit/>
+        </w:trPr>
         <w:tc>
           <w:tcPr>
             <w:tcW w:type="dxa" w:w="504"/>
@@ -835,6 +857,9 @@
         </w:tc>
       </w:tr>
       <w:tr>
+        <w:trPr>
+          <w:cantSplit/>
+        </w:trPr>
         <w:tc>
           <w:tcPr>
             <w:tcW w:type="dxa" w:w="504"/>
@@ -941,6 +966,9 @@
         </w:tc>
       </w:tr>
       <w:tr>
+        <w:trPr>
+          <w:cantSplit/>
+        </w:trPr>
         <w:tc>
           <w:tcPr>
             <w:tcW w:type="dxa" w:w="504"/>
@@ -1080,15 +1108,20 @@
         </w:tblBorders>
       </w:tblPr>
       <w:tblGrid>
-        <w:gridCol w:w="2556"/>
-        <w:gridCol w:w="2556"/>
-        <w:gridCol w:w="2556"/>
-        <w:gridCol w:w="2556"/>
+        <w:gridCol w:w="2045"/>
+        <w:gridCol w:w="2045"/>
+        <w:gridCol w:w="2045"/>
+        <w:gridCol w:w="2045"/>
+        <w:gridCol w:w="2045"/>
       </w:tblGrid>
       <w:tr>
+        <w:trPr>
+          <w:cantSplit/>
+          <w:tblHeader w:val="true"/>
+        </w:trPr>
         <w:tc>
           <w:tcPr>
-            <w:tcW w:type="dxa" w:w="504"/>
+            <w:tcW w:type="dxa" w:w="432"/>
             <w:vAlign w:val="center"/>
             <w:tcMar>
               <w:top w:w="65" w:type="dxa"/>
@@ -1107,9 +1140,1960 @@
                 <w:rFonts w:ascii="Times New Roman" w:hAnsi="Times New Roman" w:eastAsia="Times New Roman"/>
                 <w:b/>
                 <w:color w:val="FFFFFF"/>
-                <w:sz w:val="15"/>
+                <w:sz w:val="16"/>
               </w:rPr>
               <w:t>№</w:t>
+            </w:r>
+          </w:p>
+        </w:tc>
+        <w:tc>
+          <w:tcPr>
+            <w:tcW w:type="dxa" w:w="1728"/>
+            <w:vAlign w:val="center"/>
+            <w:tcMar>
+              <w:top w:w="65" w:type="dxa"/>
+              <w:start w:w="90" w:type="dxa"/>
+              <w:bottom w:w="65" w:type="dxa"/>
+              <w:end w:w="90" w:type="dxa"/>
+            </w:tcMar>
+            <w:shd w:fill="1F4E78"/>
+          </w:tcPr>
+          <w:p>
+            <w:pPr>
+              <w:spacing w:after="0" w:line="240" w:lineRule="auto"/>
+            </w:pPr>
+            <w:r>
+              <w:rPr>
+                <w:rFonts w:ascii="Times New Roman" w:hAnsi="Times New Roman" w:eastAsia="Times New Roman"/>
+                <w:b/>
+                <w:color w:val="FFFFFF"/>
+                <w:sz w:val="16"/>
+              </w:rPr>
+              <w:t>Где</w:t>
+            </w:r>
+          </w:p>
+        </w:tc>
+        <w:tc>
+          <w:tcPr>
+            <w:tcW w:type="dxa" w:w="3744"/>
+            <w:vAlign w:val="center"/>
+            <w:tcMar>
+              <w:top w:w="65" w:type="dxa"/>
+              <w:start w:w="90" w:type="dxa"/>
+              <w:bottom w:w="65" w:type="dxa"/>
+              <w:end w:w="90" w:type="dxa"/>
+            </w:tcMar>
+            <w:shd w:fill="1F4E78"/>
+          </w:tcPr>
+          <w:p>
+            <w:pPr>
+              <w:spacing w:after="0" w:line="240" w:lineRule="auto"/>
+            </w:pPr>
+            <w:r>
+              <w:rPr>
+                <w:rFonts w:ascii="Times New Roman" w:hAnsi="Times New Roman" w:eastAsia="Times New Roman"/>
+                <w:b/>
+                <w:color w:val="FFFFFF"/>
+                <w:sz w:val="16"/>
+              </w:rPr>
+              <w:t>Замечание</w:t>
+            </w:r>
+          </w:p>
+        </w:tc>
+        <w:tc>
+          <w:tcPr>
+            <w:tcW w:type="dxa" w:w="3744"/>
+            <w:vAlign w:val="center"/>
+            <w:tcMar>
+              <w:top w:w="65" w:type="dxa"/>
+              <w:start w:w="90" w:type="dxa"/>
+              <w:bottom w:w="65" w:type="dxa"/>
+              <w:end w:w="90" w:type="dxa"/>
+            </w:tcMar>
+            <w:shd w:fill="1F4E78"/>
+          </w:tcPr>
+          <w:p>
+            <w:pPr>
+              <w:spacing w:after="0" w:line="240" w:lineRule="auto"/>
+            </w:pPr>
+            <w:r>
+              <w:rPr>
+                <w:rFonts w:ascii="Times New Roman" w:hAnsi="Times New Roman" w:eastAsia="Times New Roman"/>
+                <w:b/>
+                <w:color w:val="FFFFFF"/>
+                <w:sz w:val="16"/>
+              </w:rPr>
+              <w:t>Как исправить</w:t>
+            </w:r>
+          </w:p>
+        </w:tc>
+        <w:tc>
+          <w:tcPr>
+            <w:tcW w:type="dxa" w:w="1080"/>
+            <w:vAlign w:val="center"/>
+            <w:tcMar>
+              <w:top w:w="65" w:type="dxa"/>
+              <w:start w:w="90" w:type="dxa"/>
+              <w:bottom w:w="65" w:type="dxa"/>
+              <w:end w:w="90" w:type="dxa"/>
+            </w:tcMar>
+            <w:shd w:fill="1F4E78"/>
+          </w:tcPr>
+          <w:p>
+            <w:pPr>
+              <w:spacing w:after="0" w:line="240" w:lineRule="auto"/>
+            </w:pPr>
+            <w:r>
+              <w:rPr>
+                <w:rFonts w:ascii="Times New Roman" w:hAnsi="Times New Roman" w:eastAsia="Times New Roman"/>
+                <w:b/>
+                <w:color w:val="FFFFFF"/>
+                <w:sz w:val="16"/>
+              </w:rPr>
+              <w:t>Статус</w:t>
+            </w:r>
+          </w:p>
+        </w:tc>
+      </w:tr>
+      <w:tr>
+        <w:trPr>
+          <w:cantSplit/>
+        </w:trPr>
+        <w:tc>
+          <w:tcPr>
+            <w:tcW w:type="dxa" w:w="432"/>
+            <w:vAlign w:val="center"/>
+            <w:tcMar>
+              <w:top w:w="65" w:type="dxa"/>
+              <w:start w:w="90" w:type="dxa"/>
+              <w:bottom w:w="65" w:type="dxa"/>
+              <w:end w:w="90" w:type="dxa"/>
+            </w:tcMar>
+          </w:tcPr>
+          <w:p>
+            <w:pPr>
+              <w:spacing w:after="0" w:line="240" w:lineRule="auto"/>
+            </w:pPr>
+            <w:r>
+              <w:rPr>
+                <w:rFonts w:ascii="Times New Roman" w:hAnsi="Times New Roman" w:eastAsia="Times New Roman"/>
+                <w:b w:val="0"/>
+                <w:color w:val="000000"/>
+                <w:sz w:val="16"/>
+              </w:rPr>
+              <w:t>1</w:t>
+            </w:r>
+          </w:p>
+        </w:tc>
+        <w:tc>
+          <w:tcPr>
+            <w:tcW w:type="dxa" w:w="1728"/>
+            <w:vAlign w:val="center"/>
+            <w:tcMar>
+              <w:top w:w="65" w:type="dxa"/>
+              <w:start w:w="90" w:type="dxa"/>
+              <w:bottom w:w="65" w:type="dxa"/>
+              <w:end w:w="90" w:type="dxa"/>
+            </w:tcMar>
+          </w:tcPr>
+          <w:p>
+            <w:pPr>
+              <w:spacing w:after="0" w:line="240" w:lineRule="auto"/>
+            </w:pPr>
+            <w:r>
+              <w:rPr>
+                <w:rFonts w:ascii="Times New Roman" w:hAnsi="Times New Roman" w:eastAsia="Times New Roman"/>
+                <w:b w:val="0"/>
+                <w:color w:val="000000"/>
+                <w:sz w:val="16"/>
+              </w:rPr>
+              <w:t>Функциональные требования</w:t>
+            </w:r>
+          </w:p>
+        </w:tc>
+        <w:tc>
+          <w:tcPr>
+            <w:tcW w:type="dxa" w:w="3744"/>
+            <w:vAlign w:val="center"/>
+            <w:tcMar>
+              <w:top w:w="65" w:type="dxa"/>
+              <w:start w:w="90" w:type="dxa"/>
+              <w:bottom w:w="65" w:type="dxa"/>
+              <w:end w:w="90" w:type="dxa"/>
+            </w:tcMar>
+          </w:tcPr>
+          <w:p>
+            <w:pPr>
+              <w:spacing w:after="0" w:line="240" w:lineRule="auto"/>
+            </w:pPr>
+            <w:r>
+              <w:rPr>
+                <w:rFonts w:ascii="Times New Roman" w:hAnsi="Times New Roman" w:eastAsia="Times New Roman"/>
+                <w:b w:val="0"/>
+                <w:color w:val="000000"/>
+                <w:sz w:val="16"/>
+              </w:rPr>
+              <w:t>FR-15 не задает срок отправки ключа после оплаты.</w:t>
+            </w:r>
+          </w:p>
+        </w:tc>
+        <w:tc>
+          <w:tcPr>
+            <w:tcW w:type="dxa" w:w="3744"/>
+            <w:vAlign w:val="center"/>
+            <w:tcMar>
+              <w:top w:w="65" w:type="dxa"/>
+              <w:start w:w="90" w:type="dxa"/>
+              <w:bottom w:w="65" w:type="dxa"/>
+              <w:end w:w="90" w:type="dxa"/>
+            </w:tcMar>
+          </w:tcPr>
+          <w:p>
+            <w:pPr>
+              <w:spacing w:after="0" w:line="240" w:lineRule="auto"/>
+            </w:pPr>
+            <w:r>
+              <w:rPr>
+                <w:rFonts w:ascii="Times New Roman" w:hAnsi="Times New Roman" w:eastAsia="Times New Roman"/>
+                <w:b w:val="0"/>
+                <w:color w:val="000000"/>
+                <w:sz w:val="16"/>
+              </w:rPr>
+              <w:t>Указать измеримый срок выдачи ключа и сохранения в библиотеке.</w:t>
+            </w:r>
+          </w:p>
+        </w:tc>
+        <w:tc>
+          <w:tcPr>
+            <w:tcW w:type="dxa" w:w="1080"/>
+            <w:vAlign w:val="center"/>
+            <w:tcMar>
+              <w:top w:w="65" w:type="dxa"/>
+              <w:start w:w="90" w:type="dxa"/>
+              <w:bottom w:w="65" w:type="dxa"/>
+              <w:end w:w="90" w:type="dxa"/>
+            </w:tcMar>
+          </w:tcPr>
+          <w:p>
+            <w:pPr>
+              <w:spacing w:after="0" w:line="240" w:lineRule="auto"/>
+            </w:pPr>
+            <w:r>
+              <w:rPr>
+                <w:rFonts w:ascii="Times New Roman" w:hAnsi="Times New Roman" w:eastAsia="Times New Roman"/>
+                <w:b w:val="0"/>
+                <w:color w:val="000000"/>
+                <w:sz w:val="16"/>
+              </w:rPr>
+              <w:t>Исправлено</w:t>
+            </w:r>
+          </w:p>
+        </w:tc>
+      </w:tr>
+      <w:tr>
+        <w:trPr>
+          <w:cantSplit/>
+        </w:trPr>
+        <w:tc>
+          <w:tcPr>
+            <w:tcW w:type="dxa" w:w="432"/>
+            <w:vAlign w:val="center"/>
+            <w:tcMar>
+              <w:top w:w="65" w:type="dxa"/>
+              <w:start w:w="90" w:type="dxa"/>
+              <w:bottom w:w="65" w:type="dxa"/>
+              <w:end w:w="90" w:type="dxa"/>
+            </w:tcMar>
+            <w:shd w:fill="EAF2F8"/>
+          </w:tcPr>
+          <w:p>
+            <w:pPr>
+              <w:spacing w:after="0" w:line="240" w:lineRule="auto"/>
+            </w:pPr>
+            <w:r>
+              <w:rPr>
+                <w:rFonts w:ascii="Times New Roman" w:hAnsi="Times New Roman" w:eastAsia="Times New Roman"/>
+                <w:b w:val="0"/>
+                <w:color w:val="000000"/>
+                <w:sz w:val="16"/>
+              </w:rPr>
+              <w:t>2</w:t>
+            </w:r>
+          </w:p>
+        </w:tc>
+        <w:tc>
+          <w:tcPr>
+            <w:tcW w:type="dxa" w:w="1728"/>
+            <w:vAlign w:val="center"/>
+            <w:tcMar>
+              <w:top w:w="65" w:type="dxa"/>
+              <w:start w:w="90" w:type="dxa"/>
+              <w:bottom w:w="65" w:type="dxa"/>
+              <w:end w:w="90" w:type="dxa"/>
+            </w:tcMar>
+            <w:shd w:fill="EAF2F8"/>
+          </w:tcPr>
+          <w:p>
+            <w:pPr>
+              <w:spacing w:after="0" w:line="240" w:lineRule="auto"/>
+            </w:pPr>
+            <w:r>
+              <w:rPr>
+                <w:rFonts w:ascii="Times New Roman" w:hAnsi="Times New Roman" w:eastAsia="Times New Roman"/>
+                <w:b w:val="0"/>
+                <w:color w:val="000000"/>
+                <w:sz w:val="16"/>
+              </w:rPr>
+              <w:t>Функциональные требования</w:t>
+            </w:r>
+          </w:p>
+        </w:tc>
+        <w:tc>
+          <w:tcPr>
+            <w:tcW w:type="dxa" w:w="3744"/>
+            <w:vAlign w:val="center"/>
+            <w:tcMar>
+              <w:top w:w="65" w:type="dxa"/>
+              <w:start w:w="90" w:type="dxa"/>
+              <w:bottom w:w="65" w:type="dxa"/>
+              <w:end w:w="90" w:type="dxa"/>
+            </w:tcMar>
+            <w:shd w:fill="EAF2F8"/>
+          </w:tcPr>
+          <w:p>
+            <w:pPr>
+              <w:spacing w:after="0" w:line="240" w:lineRule="auto"/>
+            </w:pPr>
+            <w:r>
+              <w:rPr>
+                <w:rFonts w:ascii="Times New Roman" w:hAnsi="Times New Roman" w:eastAsia="Times New Roman"/>
+                <w:b w:val="0"/>
+                <w:color w:val="000000"/>
+                <w:sz w:val="16"/>
+              </w:rPr>
+              <w:t>FR-18 не определяет срок и условие допустимости возврата.</w:t>
+            </w:r>
+          </w:p>
+        </w:tc>
+        <w:tc>
+          <w:tcPr>
+            <w:tcW w:type="dxa" w:w="3744"/>
+            <w:vAlign w:val="center"/>
+            <w:tcMar>
+              <w:top w:w="65" w:type="dxa"/>
+              <w:start w:w="90" w:type="dxa"/>
+              <w:bottom w:w="65" w:type="dxa"/>
+              <w:end w:w="90" w:type="dxa"/>
+            </w:tcMar>
+            <w:shd w:fill="EAF2F8"/>
+          </w:tcPr>
+          <w:p>
+            <w:pPr>
+              <w:spacing w:after="0" w:line="240" w:lineRule="auto"/>
+            </w:pPr>
+            <w:r>
+              <w:rPr>
+                <w:rFonts w:ascii="Times New Roman" w:hAnsi="Times New Roman" w:eastAsia="Times New Roman"/>
+                <w:b w:val="0"/>
+                <w:color w:val="000000"/>
+                <w:sz w:val="16"/>
+              </w:rPr>
+              <w:t>Указать срок 14 календарных дней и условие, что ключ не активирован.</w:t>
+            </w:r>
+          </w:p>
+        </w:tc>
+        <w:tc>
+          <w:tcPr>
+            <w:tcW w:type="dxa" w:w="1080"/>
+            <w:vAlign w:val="center"/>
+            <w:tcMar>
+              <w:top w:w="65" w:type="dxa"/>
+              <w:start w:w="90" w:type="dxa"/>
+              <w:bottom w:w="65" w:type="dxa"/>
+              <w:end w:w="90" w:type="dxa"/>
+            </w:tcMar>
+            <w:shd w:fill="EAF2F8"/>
+          </w:tcPr>
+          <w:p>
+            <w:pPr>
+              <w:spacing w:after="0" w:line="240" w:lineRule="auto"/>
+            </w:pPr>
+            <w:r>
+              <w:rPr>
+                <w:rFonts w:ascii="Times New Roman" w:hAnsi="Times New Roman" w:eastAsia="Times New Roman"/>
+                <w:b w:val="0"/>
+                <w:color w:val="000000"/>
+                <w:sz w:val="16"/>
+              </w:rPr>
+              <w:t>Исправлено</w:t>
+            </w:r>
+          </w:p>
+        </w:tc>
+      </w:tr>
+      <w:tr>
+        <w:trPr>
+          <w:cantSplit/>
+        </w:trPr>
+        <w:tc>
+          <w:tcPr>
+            <w:tcW w:type="dxa" w:w="432"/>
+            <w:vAlign w:val="center"/>
+            <w:tcMar>
+              <w:top w:w="65" w:type="dxa"/>
+              <w:start w:w="90" w:type="dxa"/>
+              <w:bottom w:w="65" w:type="dxa"/>
+              <w:end w:w="90" w:type="dxa"/>
+            </w:tcMar>
+          </w:tcPr>
+          <w:p>
+            <w:pPr>
+              <w:spacing w:after="0" w:line="240" w:lineRule="auto"/>
+            </w:pPr>
+            <w:r>
+              <w:rPr>
+                <w:rFonts w:ascii="Times New Roman" w:hAnsi="Times New Roman" w:eastAsia="Times New Roman"/>
+                <w:b w:val="0"/>
+                <w:color w:val="000000"/>
+                <w:sz w:val="16"/>
+              </w:rPr>
+              <w:t>3</w:t>
+            </w:r>
+          </w:p>
+        </w:tc>
+        <w:tc>
+          <w:tcPr>
+            <w:tcW w:type="dxa" w:w="1728"/>
+            <w:vAlign w:val="center"/>
+            <w:tcMar>
+              <w:top w:w="65" w:type="dxa"/>
+              <w:start w:w="90" w:type="dxa"/>
+              <w:bottom w:w="65" w:type="dxa"/>
+              <w:end w:w="90" w:type="dxa"/>
+            </w:tcMar>
+          </w:tcPr>
+          <w:p>
+            <w:pPr>
+              <w:spacing w:after="0" w:line="240" w:lineRule="auto"/>
+            </w:pPr>
+            <w:r>
+              <w:rPr>
+                <w:rFonts w:ascii="Times New Roman" w:hAnsi="Times New Roman" w:eastAsia="Times New Roman"/>
+                <w:b w:val="0"/>
+                <w:color w:val="000000"/>
+                <w:sz w:val="16"/>
+              </w:rPr>
+              <w:t>Нефункциональные требования</w:t>
+            </w:r>
+          </w:p>
+        </w:tc>
+        <w:tc>
+          <w:tcPr>
+            <w:tcW w:type="dxa" w:w="3744"/>
+            <w:vAlign w:val="center"/>
+            <w:tcMar>
+              <w:top w:w="65" w:type="dxa"/>
+              <w:start w:w="90" w:type="dxa"/>
+              <w:bottom w:w="65" w:type="dxa"/>
+              <w:end w:w="90" w:type="dxa"/>
+            </w:tcMar>
+          </w:tcPr>
+          <w:p>
+            <w:pPr>
+              <w:spacing w:after="0" w:line="240" w:lineRule="auto"/>
+            </w:pPr>
+            <w:r>
+              <w:rPr>
+                <w:rFonts w:ascii="Times New Roman" w:hAnsi="Times New Roman" w:eastAsia="Times New Roman"/>
+                <w:b w:val="0"/>
+                <w:color w:val="000000"/>
+                <w:sz w:val="16"/>
+              </w:rPr>
+              <w:t>NFR-09 использует непроверяемое выражение «без специального обучения».</w:t>
+            </w:r>
+          </w:p>
+        </w:tc>
+        <w:tc>
+          <w:tcPr>
+            <w:tcW w:type="dxa" w:w="3744"/>
+            <w:vAlign w:val="center"/>
+            <w:tcMar>
+              <w:top w:w="65" w:type="dxa"/>
+              <w:start w:w="90" w:type="dxa"/>
+              <w:bottom w:w="65" w:type="dxa"/>
+              <w:end w:w="90" w:type="dxa"/>
+            </w:tcMar>
+          </w:tcPr>
+          <w:p>
+            <w:pPr>
+              <w:spacing w:after="0" w:line="240" w:lineRule="auto"/>
+            </w:pPr>
+            <w:r>
+              <w:rPr>
+                <w:rFonts w:ascii="Times New Roman" w:hAnsi="Times New Roman" w:eastAsia="Times New Roman"/>
+                <w:b w:val="0"/>
+                <w:color w:val="000000"/>
+                <w:sz w:val="16"/>
+              </w:rPr>
+              <w:t>Заменить его ограничением на число действий при оформлении заказа.</w:t>
+            </w:r>
+          </w:p>
+        </w:tc>
+        <w:tc>
+          <w:tcPr>
+            <w:tcW w:type="dxa" w:w="1080"/>
+            <w:vAlign w:val="center"/>
+            <w:tcMar>
+              <w:top w:w="65" w:type="dxa"/>
+              <w:start w:w="90" w:type="dxa"/>
+              <w:bottom w:w="65" w:type="dxa"/>
+              <w:end w:w="90" w:type="dxa"/>
+            </w:tcMar>
+          </w:tcPr>
+          <w:p>
+            <w:pPr>
+              <w:spacing w:after="0" w:line="240" w:lineRule="auto"/>
+            </w:pPr>
+            <w:r>
+              <w:rPr>
+                <w:rFonts w:ascii="Times New Roman" w:hAnsi="Times New Roman" w:eastAsia="Times New Roman"/>
+                <w:b w:val="0"/>
+                <w:color w:val="000000"/>
+                <w:sz w:val="16"/>
+              </w:rPr>
+              <w:t>Исправлено</w:t>
+            </w:r>
+          </w:p>
+        </w:tc>
+      </w:tr>
+      <w:tr>
+        <w:trPr>
+          <w:cantSplit/>
+        </w:trPr>
+        <w:tc>
+          <w:tcPr>
+            <w:tcW w:type="dxa" w:w="432"/>
+            <w:vAlign w:val="center"/>
+            <w:tcMar>
+              <w:top w:w="65" w:type="dxa"/>
+              <w:start w:w="90" w:type="dxa"/>
+              <w:bottom w:w="65" w:type="dxa"/>
+              <w:end w:w="90" w:type="dxa"/>
+            </w:tcMar>
+            <w:shd w:fill="EAF2F8"/>
+          </w:tcPr>
+          <w:p>
+            <w:pPr>
+              <w:spacing w:after="0" w:line="240" w:lineRule="auto"/>
+            </w:pPr>
+            <w:r>
+              <w:rPr>
+                <w:rFonts w:ascii="Times New Roman" w:hAnsi="Times New Roman" w:eastAsia="Times New Roman"/>
+                <w:b w:val="0"/>
+                <w:color w:val="000000"/>
+                <w:sz w:val="16"/>
+              </w:rPr>
+              <w:t>4</w:t>
+            </w:r>
+          </w:p>
+        </w:tc>
+        <w:tc>
+          <w:tcPr>
+            <w:tcW w:type="dxa" w:w="1728"/>
+            <w:vAlign w:val="center"/>
+            <w:tcMar>
+              <w:top w:w="65" w:type="dxa"/>
+              <w:start w:w="90" w:type="dxa"/>
+              <w:bottom w:w="65" w:type="dxa"/>
+              <w:end w:w="90" w:type="dxa"/>
+            </w:tcMar>
+            <w:shd w:fill="EAF2F8"/>
+          </w:tcPr>
+          <w:p>
+            <w:pPr>
+              <w:spacing w:after="0" w:line="240" w:lineRule="auto"/>
+            </w:pPr>
+            <w:r>
+              <w:rPr>
+                <w:rFonts w:ascii="Times New Roman" w:hAnsi="Times New Roman" w:eastAsia="Times New Roman"/>
+                <w:b w:val="0"/>
+                <w:color w:val="000000"/>
+                <w:sz w:val="16"/>
+              </w:rPr>
+              <w:t>Нефункциональные требования</w:t>
+            </w:r>
+          </w:p>
+        </w:tc>
+        <w:tc>
+          <w:tcPr>
+            <w:tcW w:type="dxa" w:w="3744"/>
+            <w:vAlign w:val="center"/>
+            <w:tcMar>
+              <w:top w:w="65" w:type="dxa"/>
+              <w:start w:w="90" w:type="dxa"/>
+              <w:bottom w:w="65" w:type="dxa"/>
+              <w:end w:w="90" w:type="dxa"/>
+            </w:tcMar>
+            <w:shd w:fill="EAF2F8"/>
+          </w:tcPr>
+          <w:p>
+            <w:pPr>
+              <w:spacing w:after="0" w:line="240" w:lineRule="auto"/>
+            </w:pPr>
+            <w:r>
+              <w:rPr>
+                <w:rFonts w:ascii="Times New Roman" w:hAnsi="Times New Roman" w:eastAsia="Times New Roman"/>
+                <w:b w:val="0"/>
+                <w:color w:val="000000"/>
+                <w:sz w:val="16"/>
+              </w:rPr>
+              <w:t>NFR-10 не определяет браузеры и диапазон экранов.</w:t>
+            </w:r>
+          </w:p>
+        </w:tc>
+        <w:tc>
+          <w:tcPr>
+            <w:tcW w:type="dxa" w:w="3744"/>
+            <w:vAlign w:val="center"/>
+            <w:tcMar>
+              <w:top w:w="65" w:type="dxa"/>
+              <w:start w:w="90" w:type="dxa"/>
+              <w:bottom w:w="65" w:type="dxa"/>
+              <w:end w:w="90" w:type="dxa"/>
+            </w:tcMar>
+            <w:shd w:fill="EAF2F8"/>
+          </w:tcPr>
+          <w:p>
+            <w:pPr>
+              <w:spacing w:after="0" w:line="240" w:lineRule="auto"/>
+            </w:pPr>
+            <w:r>
+              <w:rPr>
+                <w:rFonts w:ascii="Times New Roman" w:hAnsi="Times New Roman" w:eastAsia="Times New Roman"/>
+                <w:b w:val="0"/>
+                <w:color w:val="000000"/>
+                <w:sz w:val="16"/>
+              </w:rPr>
+              <w:t>Указать поддерживаемые браузеры и ширину экрана.</w:t>
+            </w:r>
+          </w:p>
+        </w:tc>
+        <w:tc>
+          <w:tcPr>
+            <w:tcW w:type="dxa" w:w="1080"/>
+            <w:vAlign w:val="center"/>
+            <w:tcMar>
+              <w:top w:w="65" w:type="dxa"/>
+              <w:start w:w="90" w:type="dxa"/>
+              <w:bottom w:w="65" w:type="dxa"/>
+              <w:end w:w="90" w:type="dxa"/>
+            </w:tcMar>
+            <w:shd w:fill="EAF2F8"/>
+          </w:tcPr>
+          <w:p>
+            <w:pPr>
+              <w:spacing w:after="0" w:line="240" w:lineRule="auto"/>
+            </w:pPr>
+            <w:r>
+              <w:rPr>
+                <w:rFonts w:ascii="Times New Roman" w:hAnsi="Times New Roman" w:eastAsia="Times New Roman"/>
+                <w:b w:val="0"/>
+                <w:color w:val="000000"/>
+                <w:sz w:val="16"/>
+              </w:rPr>
+              <w:t>Исправлено</w:t>
+            </w:r>
+          </w:p>
+        </w:tc>
+      </w:tr>
+      <w:tr>
+        <w:trPr>
+          <w:cantSplit/>
+        </w:trPr>
+        <w:tc>
+          <w:tcPr>
+            <w:tcW w:type="dxa" w:w="432"/>
+            <w:vAlign w:val="center"/>
+            <w:tcMar>
+              <w:top w:w="65" w:type="dxa"/>
+              <w:start w:w="90" w:type="dxa"/>
+              <w:bottom w:w="65" w:type="dxa"/>
+              <w:end w:w="90" w:type="dxa"/>
+            </w:tcMar>
+          </w:tcPr>
+          <w:p>
+            <w:pPr>
+              <w:spacing w:after="0" w:line="240" w:lineRule="auto"/>
+            </w:pPr>
+            <w:r>
+              <w:rPr>
+                <w:rFonts w:ascii="Times New Roman" w:hAnsi="Times New Roman" w:eastAsia="Times New Roman"/>
+                <w:b w:val="0"/>
+                <w:color w:val="000000"/>
+                <w:sz w:val="16"/>
+              </w:rPr>
+              <w:t>5</w:t>
+            </w:r>
+          </w:p>
+        </w:tc>
+        <w:tc>
+          <w:tcPr>
+            <w:tcW w:type="dxa" w:w="1728"/>
+            <w:vAlign w:val="center"/>
+            <w:tcMar>
+              <w:top w:w="65" w:type="dxa"/>
+              <w:start w:w="90" w:type="dxa"/>
+              <w:bottom w:w="65" w:type="dxa"/>
+              <w:end w:w="90" w:type="dxa"/>
+            </w:tcMar>
+          </w:tcPr>
+          <w:p>
+            <w:pPr>
+              <w:spacing w:after="0" w:line="240" w:lineRule="auto"/>
+            </w:pPr>
+            <w:r>
+              <w:rPr>
+                <w:rFonts w:ascii="Times New Roman" w:hAnsi="Times New Roman" w:eastAsia="Times New Roman"/>
+                <w:b w:val="0"/>
+                <w:color w:val="000000"/>
+                <w:sz w:val="16"/>
+              </w:rPr>
+              <w:t>Архитектура</w:t>
+            </w:r>
+          </w:p>
+        </w:tc>
+        <w:tc>
+          <w:tcPr>
+            <w:tcW w:type="dxa" w:w="3744"/>
+            <w:vAlign w:val="center"/>
+            <w:tcMar>
+              <w:top w:w="65" w:type="dxa"/>
+              <w:start w:w="90" w:type="dxa"/>
+              <w:bottom w:w="65" w:type="dxa"/>
+              <w:end w:w="90" w:type="dxa"/>
+            </w:tcMar>
+          </w:tcPr>
+          <w:p>
+            <w:pPr>
+              <w:spacing w:after="0" w:line="240" w:lineRule="auto"/>
+            </w:pPr>
+            <w:r>
+              <w:rPr>
+                <w:rFonts w:ascii="Times New Roman" w:hAnsi="Times New Roman" w:eastAsia="Times New Roman"/>
+                <w:b w:val="0"/>
+                <w:color w:val="000000"/>
+                <w:sz w:val="16"/>
+              </w:rPr>
+              <w:t>Админ-панель ссылается на отчеты, но отдельный модуль и требование отсутствуют.</w:t>
+            </w:r>
+          </w:p>
+        </w:tc>
+        <w:tc>
+          <w:tcPr>
+            <w:tcW w:type="dxa" w:w="3744"/>
+            <w:vAlign w:val="center"/>
+            <w:tcMar>
+              <w:top w:w="65" w:type="dxa"/>
+              <w:start w:w="90" w:type="dxa"/>
+              <w:bottom w:w="65" w:type="dxa"/>
+              <w:end w:w="90" w:type="dxa"/>
+            </w:tcMar>
+          </w:tcPr>
+          <w:p>
+            <w:pPr>
+              <w:spacing w:after="0" w:line="240" w:lineRule="auto"/>
+            </w:pPr>
+            <w:r>
+              <w:rPr>
+                <w:rFonts w:ascii="Times New Roman" w:hAnsi="Times New Roman" w:eastAsia="Times New Roman"/>
+                <w:b w:val="0"/>
+                <w:color w:val="000000"/>
+                <w:sz w:val="16"/>
+              </w:rPr>
+              <w:t>Добавить FR-23 и модуль отчетности со связями.</w:t>
+            </w:r>
+          </w:p>
+        </w:tc>
+        <w:tc>
+          <w:tcPr>
+            <w:tcW w:type="dxa" w:w="1080"/>
+            <w:vAlign w:val="center"/>
+            <w:tcMar>
+              <w:top w:w="65" w:type="dxa"/>
+              <w:start w:w="90" w:type="dxa"/>
+              <w:bottom w:w="65" w:type="dxa"/>
+              <w:end w:w="90" w:type="dxa"/>
+            </w:tcMar>
+          </w:tcPr>
+          <w:p>
+            <w:pPr>
+              <w:spacing w:after="0" w:line="240" w:lineRule="auto"/>
+            </w:pPr>
+            <w:r>
+              <w:rPr>
+                <w:rFonts w:ascii="Times New Roman" w:hAnsi="Times New Roman" w:eastAsia="Times New Roman"/>
+                <w:b w:val="0"/>
+                <w:color w:val="000000"/>
+                <w:sz w:val="16"/>
+              </w:rPr>
+              <w:t>Исправлено</w:t>
+            </w:r>
+          </w:p>
+        </w:tc>
+      </w:tr>
+      <w:tr>
+        <w:trPr>
+          <w:cantSplit/>
+        </w:trPr>
+        <w:tc>
+          <w:tcPr>
+            <w:tcW w:type="dxa" w:w="432"/>
+            <w:vAlign w:val="center"/>
+            <w:tcMar>
+              <w:top w:w="65" w:type="dxa"/>
+              <w:start w:w="90" w:type="dxa"/>
+              <w:bottom w:w="65" w:type="dxa"/>
+              <w:end w:w="90" w:type="dxa"/>
+            </w:tcMar>
+            <w:shd w:fill="EAF2F8"/>
+          </w:tcPr>
+          <w:p>
+            <w:pPr>
+              <w:spacing w:after="0" w:line="240" w:lineRule="auto"/>
+            </w:pPr>
+            <w:r>
+              <w:rPr>
+                <w:rFonts w:ascii="Times New Roman" w:hAnsi="Times New Roman" w:eastAsia="Times New Roman"/>
+                <w:b w:val="0"/>
+                <w:color w:val="000000"/>
+                <w:sz w:val="16"/>
+              </w:rPr>
+              <w:t>6</w:t>
+            </w:r>
+          </w:p>
+        </w:tc>
+        <w:tc>
+          <w:tcPr>
+            <w:tcW w:type="dxa" w:w="1728"/>
+            <w:vAlign w:val="center"/>
+            <w:tcMar>
+              <w:top w:w="65" w:type="dxa"/>
+              <w:start w:w="90" w:type="dxa"/>
+              <w:bottom w:w="65" w:type="dxa"/>
+              <w:end w:w="90" w:type="dxa"/>
+            </w:tcMar>
+            <w:shd w:fill="EAF2F8"/>
+          </w:tcPr>
+          <w:p>
+            <w:pPr>
+              <w:spacing w:after="0" w:line="240" w:lineRule="auto"/>
+            </w:pPr>
+            <w:r>
+              <w:rPr>
+                <w:rFonts w:ascii="Times New Roman" w:hAnsi="Times New Roman" w:eastAsia="Times New Roman"/>
+                <w:b w:val="0"/>
+                <w:color w:val="000000"/>
+                <w:sz w:val="16"/>
+              </w:rPr>
+              <w:t>Тест-кейсы</w:t>
+            </w:r>
+          </w:p>
+        </w:tc>
+        <w:tc>
+          <w:tcPr>
+            <w:tcW w:type="dxa" w:w="3744"/>
+            <w:vAlign w:val="center"/>
+            <w:tcMar>
+              <w:top w:w="65" w:type="dxa"/>
+              <w:start w:w="90" w:type="dxa"/>
+              <w:bottom w:w="65" w:type="dxa"/>
+              <w:end w:w="90" w:type="dxa"/>
+            </w:tcMar>
+            <w:shd w:fill="EAF2F8"/>
+          </w:tcPr>
+          <w:p>
+            <w:pPr>
+              <w:spacing w:after="0" w:line="240" w:lineRule="auto"/>
+            </w:pPr>
+            <w:r>
+              <w:rPr>
+                <w:rFonts w:ascii="Times New Roman" w:hAnsi="Times New Roman" w:eastAsia="Times New Roman"/>
+                <w:b w:val="0"/>
+                <w:color w:val="000000"/>
+                <w:sz w:val="16"/>
+              </w:rPr>
+              <w:t>Для сценария администратора есть только отрицательная проверка дубля ключа.</w:t>
+            </w:r>
+          </w:p>
+        </w:tc>
+        <w:tc>
+          <w:tcPr>
+            <w:tcW w:type="dxa" w:w="3744"/>
+            <w:vAlign w:val="center"/>
+            <w:tcMar>
+              <w:top w:w="65" w:type="dxa"/>
+              <w:start w:w="90" w:type="dxa"/>
+              <w:bottom w:w="65" w:type="dxa"/>
+              <w:end w:w="90" w:type="dxa"/>
+            </w:tcMar>
+            <w:shd w:fill="EAF2F8"/>
+          </w:tcPr>
+          <w:p>
+            <w:pPr>
+              <w:spacing w:after="0" w:line="240" w:lineRule="auto"/>
+            </w:pPr>
+            <w:r>
+              <w:rPr>
+                <w:rFonts w:ascii="Times New Roman" w:hAnsi="Times New Roman" w:eastAsia="Times New Roman"/>
+                <w:b w:val="0"/>
+                <w:color w:val="000000"/>
+                <w:sz w:val="16"/>
+              </w:rPr>
+              <w:t>Добавить положительный тест публикации игры с партией ключей.</w:t>
+            </w:r>
+          </w:p>
+        </w:tc>
+        <w:tc>
+          <w:tcPr>
+            <w:tcW w:type="dxa" w:w="1080"/>
+            <w:vAlign w:val="center"/>
+            <w:tcMar>
+              <w:top w:w="65" w:type="dxa"/>
+              <w:start w:w="90" w:type="dxa"/>
+              <w:bottom w:w="65" w:type="dxa"/>
+              <w:end w:w="90" w:type="dxa"/>
+            </w:tcMar>
+            <w:shd w:fill="EAF2F8"/>
+          </w:tcPr>
+          <w:p>
+            <w:pPr>
+              <w:spacing w:after="0" w:line="240" w:lineRule="auto"/>
+            </w:pPr>
+            <w:r>
+              <w:rPr>
+                <w:rFonts w:ascii="Times New Roman" w:hAnsi="Times New Roman" w:eastAsia="Times New Roman"/>
+                <w:b w:val="0"/>
+                <w:color w:val="000000"/>
+                <w:sz w:val="16"/>
+              </w:rPr>
+              <w:t>Исправлено</w:t>
+            </w:r>
+          </w:p>
+        </w:tc>
+      </w:tr>
+      <w:tr>
+        <w:trPr>
+          <w:cantSplit/>
+        </w:trPr>
+        <w:tc>
+          <w:tcPr>
+            <w:tcW w:type="dxa" w:w="432"/>
+            <w:vAlign w:val="center"/>
+            <w:tcMar>
+              <w:top w:w="65" w:type="dxa"/>
+              <w:start w:w="90" w:type="dxa"/>
+              <w:bottom w:w="65" w:type="dxa"/>
+              <w:end w:w="90" w:type="dxa"/>
+            </w:tcMar>
+          </w:tcPr>
+          <w:p>
+            <w:pPr>
+              <w:spacing w:after="0" w:line="240" w:lineRule="auto"/>
+            </w:pPr>
+            <w:r>
+              <w:rPr>
+                <w:rFonts w:ascii="Times New Roman" w:hAnsi="Times New Roman" w:eastAsia="Times New Roman"/>
+                <w:b w:val="0"/>
+                <w:color w:val="000000"/>
+                <w:sz w:val="16"/>
+              </w:rPr>
+              <w:t>7</w:t>
+            </w:r>
+          </w:p>
+        </w:tc>
+        <w:tc>
+          <w:tcPr>
+            <w:tcW w:type="dxa" w:w="1728"/>
+            <w:vAlign w:val="center"/>
+            <w:tcMar>
+              <w:top w:w="65" w:type="dxa"/>
+              <w:start w:w="90" w:type="dxa"/>
+              <w:bottom w:w="65" w:type="dxa"/>
+              <w:end w:w="90" w:type="dxa"/>
+            </w:tcMar>
+          </w:tcPr>
+          <w:p>
+            <w:pPr>
+              <w:spacing w:after="0" w:line="240" w:lineRule="auto"/>
+            </w:pPr>
+            <w:r>
+              <w:rPr>
+                <w:rFonts w:ascii="Times New Roman" w:hAnsi="Times New Roman" w:eastAsia="Times New Roman"/>
+                <w:b w:val="0"/>
+                <w:color w:val="000000"/>
+                <w:sz w:val="16"/>
+              </w:rPr>
+              <w:t>Тест-кейсы</w:t>
+            </w:r>
+          </w:p>
+        </w:tc>
+        <w:tc>
+          <w:tcPr>
+            <w:tcW w:type="dxa" w:w="3744"/>
+            <w:vAlign w:val="center"/>
+            <w:tcMar>
+              <w:top w:w="65" w:type="dxa"/>
+              <w:start w:w="90" w:type="dxa"/>
+              <w:bottom w:w="65" w:type="dxa"/>
+              <w:end w:w="90" w:type="dxa"/>
+            </w:tcMar>
+          </w:tcPr>
+          <w:p>
+            <w:pPr>
+              <w:spacing w:after="0" w:line="240" w:lineRule="auto"/>
+            </w:pPr>
+            <w:r>
+              <w:rPr>
+                <w:rFonts w:ascii="Times New Roman" w:hAnsi="Times New Roman" w:eastAsia="Times New Roman"/>
+                <w:b w:val="0"/>
+                <w:color w:val="000000"/>
+                <w:sz w:val="16"/>
+              </w:rPr>
+              <w:t>TC-12 проверяет создание возврата, но не решение менеджера и уведомление.</w:t>
+            </w:r>
+          </w:p>
+        </w:tc>
+        <w:tc>
+          <w:tcPr>
+            <w:tcW w:type="dxa" w:w="3744"/>
+            <w:vAlign w:val="center"/>
+            <w:tcMar>
+              <w:top w:w="65" w:type="dxa"/>
+              <w:start w:w="90" w:type="dxa"/>
+              <w:bottom w:w="65" w:type="dxa"/>
+              <w:end w:w="90" w:type="dxa"/>
+            </w:tcMar>
+          </w:tcPr>
+          <w:p>
+            <w:pPr>
+              <w:spacing w:after="0" w:line="240" w:lineRule="auto"/>
+            </w:pPr>
+            <w:r>
+              <w:rPr>
+                <w:rFonts w:ascii="Times New Roman" w:hAnsi="Times New Roman" w:eastAsia="Times New Roman"/>
+                <w:b w:val="0"/>
+                <w:color w:val="000000"/>
+                <w:sz w:val="16"/>
+              </w:rPr>
+              <w:t>Добавить тесты одобрения возврата и отказа по сроку или активированному ключу.</w:t>
+            </w:r>
+          </w:p>
+        </w:tc>
+        <w:tc>
+          <w:tcPr>
+            <w:tcW w:type="dxa" w:w="1080"/>
+            <w:vAlign w:val="center"/>
+            <w:tcMar>
+              <w:top w:w="65" w:type="dxa"/>
+              <w:start w:w="90" w:type="dxa"/>
+              <w:bottom w:w="65" w:type="dxa"/>
+              <w:end w:w="90" w:type="dxa"/>
+            </w:tcMar>
+          </w:tcPr>
+          <w:p>
+            <w:pPr>
+              <w:spacing w:after="0" w:line="240" w:lineRule="auto"/>
+            </w:pPr>
+            <w:r>
+              <w:rPr>
+                <w:rFonts w:ascii="Times New Roman" w:hAnsi="Times New Roman" w:eastAsia="Times New Roman"/>
+                <w:b w:val="0"/>
+                <w:color w:val="000000"/>
+                <w:sz w:val="16"/>
+              </w:rPr>
+              <w:t>Исправлено</w:t>
+            </w:r>
+          </w:p>
+        </w:tc>
+      </w:tr>
+      <w:tr>
+        <w:trPr>
+          <w:cantSplit/>
+        </w:trPr>
+        <w:tc>
+          <w:tcPr>
+            <w:tcW w:type="dxa" w:w="432"/>
+            <w:vAlign w:val="center"/>
+            <w:tcMar>
+              <w:top w:w="65" w:type="dxa"/>
+              <w:start w:w="90" w:type="dxa"/>
+              <w:bottom w:w="65" w:type="dxa"/>
+              <w:end w:w="90" w:type="dxa"/>
+            </w:tcMar>
+            <w:shd w:fill="EAF2F8"/>
+          </w:tcPr>
+          <w:p>
+            <w:pPr>
+              <w:spacing w:after="0" w:line="240" w:lineRule="auto"/>
+            </w:pPr>
+            <w:r>
+              <w:rPr>
+                <w:rFonts w:ascii="Times New Roman" w:hAnsi="Times New Roman" w:eastAsia="Times New Roman"/>
+                <w:b w:val="0"/>
+                <w:color w:val="000000"/>
+                <w:sz w:val="16"/>
+              </w:rPr>
+              <w:t>8</w:t>
+            </w:r>
+          </w:p>
+        </w:tc>
+        <w:tc>
+          <w:tcPr>
+            <w:tcW w:type="dxa" w:w="1728"/>
+            <w:vAlign w:val="center"/>
+            <w:tcMar>
+              <w:top w:w="65" w:type="dxa"/>
+              <w:start w:w="90" w:type="dxa"/>
+              <w:bottom w:w="65" w:type="dxa"/>
+              <w:end w:w="90" w:type="dxa"/>
+            </w:tcMar>
+            <w:shd w:fill="EAF2F8"/>
+          </w:tcPr>
+          <w:p>
+            <w:pPr>
+              <w:spacing w:after="0" w:line="240" w:lineRule="auto"/>
+            </w:pPr>
+            <w:r>
+              <w:rPr>
+                <w:rFonts w:ascii="Times New Roman" w:hAnsi="Times New Roman" w:eastAsia="Times New Roman"/>
+                <w:b w:val="0"/>
+                <w:color w:val="000000"/>
+                <w:sz w:val="16"/>
+              </w:rPr>
+              <w:t>Тест-кейсы</w:t>
+            </w:r>
+          </w:p>
+        </w:tc>
+        <w:tc>
+          <w:tcPr>
+            <w:tcW w:type="dxa" w:w="3744"/>
+            <w:vAlign w:val="center"/>
+            <w:tcMar>
+              <w:top w:w="65" w:type="dxa"/>
+              <w:start w:w="90" w:type="dxa"/>
+              <w:bottom w:w="65" w:type="dxa"/>
+              <w:end w:w="90" w:type="dxa"/>
+            </w:tcMar>
+            <w:shd w:fill="EAF2F8"/>
+          </w:tcPr>
+          <w:p>
+            <w:pPr>
+              <w:spacing w:after="0" w:line="240" w:lineRule="auto"/>
+            </w:pPr>
+            <w:r>
+              <w:rPr>
+                <w:rFonts w:ascii="Times New Roman" w:hAnsi="Times New Roman" w:eastAsia="Times New Roman"/>
+                <w:b w:val="0"/>
+                <w:color w:val="000000"/>
+                <w:sz w:val="16"/>
+              </w:rPr>
+              <w:t>Ожидаемый результат TC-11 допускает два варианта публикации отзыва.</w:t>
+            </w:r>
+          </w:p>
+        </w:tc>
+        <w:tc>
+          <w:tcPr>
+            <w:tcW w:type="dxa" w:w="3744"/>
+            <w:vAlign w:val="center"/>
+            <w:tcMar>
+              <w:top w:w="65" w:type="dxa"/>
+              <w:start w:w="90" w:type="dxa"/>
+              <w:bottom w:w="65" w:type="dxa"/>
+              <w:end w:w="90" w:type="dxa"/>
+            </w:tcMar>
+            <w:shd w:fill="EAF2F8"/>
+          </w:tcPr>
+          <w:p>
+            <w:pPr>
+              <w:spacing w:after="0" w:line="240" w:lineRule="auto"/>
+            </w:pPr>
+            <w:r>
+              <w:rPr>
+                <w:rFonts w:ascii="Times New Roman" w:hAnsi="Times New Roman" w:eastAsia="Times New Roman"/>
+                <w:b w:val="0"/>
+                <w:color w:val="000000"/>
+                <w:sz w:val="16"/>
+              </w:rPr>
+              <w:t>Зафиксировать единое правило публикации отзыва после модерации.</w:t>
+            </w:r>
+          </w:p>
+        </w:tc>
+        <w:tc>
+          <w:tcPr>
+            <w:tcW w:type="dxa" w:w="1080"/>
+            <w:vAlign w:val="center"/>
+            <w:tcMar>
+              <w:top w:w="65" w:type="dxa"/>
+              <w:start w:w="90" w:type="dxa"/>
+              <w:bottom w:w="65" w:type="dxa"/>
+              <w:end w:w="90" w:type="dxa"/>
+            </w:tcMar>
+            <w:shd w:fill="EAF2F8"/>
+          </w:tcPr>
+          <w:p>
+            <w:pPr>
+              <w:spacing w:after="0" w:line="240" w:lineRule="auto"/>
+            </w:pPr>
+            <w:r>
+              <w:rPr>
+                <w:rFonts w:ascii="Times New Roman" w:hAnsi="Times New Roman" w:eastAsia="Times New Roman"/>
+                <w:b w:val="0"/>
+                <w:color w:val="000000"/>
+                <w:sz w:val="16"/>
+              </w:rPr>
+              <w:t>Исправлено</w:t>
+            </w:r>
+          </w:p>
+        </w:tc>
+      </w:tr>
+    </w:tbl>
+    <w:p>
+      <w:pPr>
+        <w:spacing w:after="0"/>
+      </w:pPr>
+    </w:p>
+    <w:p>
+      <w:pPr>
+        <w:pStyle w:val="Heading1"/>
+      </w:pPr>
+      <w:r>
+        <w:t>Исправленные требования</w:t>
+      </w:r>
+    </w:p>
+    <w:tbl>
+      <w:tblPr>
+        <w:tblW w:type="auto" w:w="0"/>
+        <w:jc w:val="center"/>
+        <w:tblLayout w:type="fixed"/>
+        <w:tblLook w:firstColumn="1" w:firstRow="1" w:lastColumn="0" w:lastRow="0" w:noHBand="0" w:noVBand="1" w:val="04A0"/>
+        <w:tblBorders>
+          <w:top w:val="single" w:sz="6" w:color="D9D9D9"/>
+          <w:left w:val="single" w:sz="6" w:color="D9D9D9"/>
+          <w:bottom w:val="single" w:sz="6" w:color="D9D9D9"/>
+          <w:right w:val="single" w:sz="6" w:color="D9D9D9"/>
+          <w:insideH w:val="single" w:sz="6" w:color="D9D9D9"/>
+          <w:insideV w:val="single" w:sz="6" w:color="D9D9D9"/>
+        </w:tblBorders>
+      </w:tblPr>
+      <w:tblGrid>
+        <w:gridCol w:w="2556"/>
+        <w:gridCol w:w="2556"/>
+        <w:gridCol w:w="2556"/>
+        <w:gridCol w:w="2556"/>
+      </w:tblGrid>
+      <w:tr>
+        <w:trPr>
+          <w:cantSplit/>
+          <w:tblHeader w:val="true"/>
+        </w:trPr>
+        <w:tc>
+          <w:tcPr>
+            <w:tcW w:type="dxa" w:w="792"/>
+            <w:vAlign w:val="center"/>
+            <w:tcMar>
+              <w:top w:w="65" w:type="dxa"/>
+              <w:start w:w="90" w:type="dxa"/>
+              <w:bottom w:w="65" w:type="dxa"/>
+              <w:end w:w="90" w:type="dxa"/>
+            </w:tcMar>
+            <w:shd w:fill="1F4E78"/>
+          </w:tcPr>
+          <w:p>
+            <w:pPr>
+              <w:spacing w:after="0" w:line="240" w:lineRule="auto"/>
+            </w:pPr>
+            <w:r>
+              <w:rPr>
+                <w:rFonts w:ascii="Times New Roman" w:hAnsi="Times New Roman" w:eastAsia="Times New Roman"/>
+                <w:b/>
+                <w:color w:val="FFFFFF"/>
+                <w:sz w:val="16"/>
+              </w:rPr>
+              <w:t>ID</w:t>
+            </w:r>
+          </w:p>
+        </w:tc>
+        <w:tc>
+          <w:tcPr>
+            <w:tcW w:type="dxa" w:w="3168"/>
+            <w:vAlign w:val="center"/>
+            <w:tcMar>
+              <w:top w:w="65" w:type="dxa"/>
+              <w:start w:w="90" w:type="dxa"/>
+              <w:bottom w:w="65" w:type="dxa"/>
+              <w:end w:w="90" w:type="dxa"/>
+            </w:tcMar>
+            <w:shd w:fill="1F4E78"/>
+          </w:tcPr>
+          <w:p>
+            <w:pPr>
+              <w:spacing w:after="0" w:line="240" w:lineRule="auto"/>
+            </w:pPr>
+            <w:r>
+              <w:rPr>
+                <w:rFonts w:ascii="Times New Roman" w:hAnsi="Times New Roman" w:eastAsia="Times New Roman"/>
+                <w:b/>
+                <w:color w:val="FFFFFF"/>
+                <w:sz w:val="16"/>
+              </w:rPr>
+              <w:t>Было</w:t>
+            </w:r>
+          </w:p>
+        </w:tc>
+        <w:tc>
+          <w:tcPr>
+            <w:tcW w:type="dxa" w:w="2304"/>
+            <w:vAlign w:val="center"/>
+            <w:tcMar>
+              <w:top w:w="65" w:type="dxa"/>
+              <w:start w:w="90" w:type="dxa"/>
+              <w:bottom w:w="65" w:type="dxa"/>
+              <w:end w:w="90" w:type="dxa"/>
+            </w:tcMar>
+            <w:shd w:fill="1F4E78"/>
+          </w:tcPr>
+          <w:p>
+            <w:pPr>
+              <w:spacing w:after="0" w:line="240" w:lineRule="auto"/>
+            </w:pPr>
+            <w:r>
+              <w:rPr>
+                <w:rFonts w:ascii="Times New Roman" w:hAnsi="Times New Roman" w:eastAsia="Times New Roman"/>
+                <w:b/>
+                <w:color w:val="FFFFFF"/>
+                <w:sz w:val="16"/>
+              </w:rPr>
+              <w:t>Что не так</w:t>
+            </w:r>
+          </w:p>
+        </w:tc>
+        <w:tc>
+          <w:tcPr>
+            <w:tcW w:type="dxa" w:w="4536"/>
+            <w:vAlign w:val="center"/>
+            <w:tcMar>
+              <w:top w:w="65" w:type="dxa"/>
+              <w:start w:w="90" w:type="dxa"/>
+              <w:bottom w:w="65" w:type="dxa"/>
+              <w:end w:w="90" w:type="dxa"/>
+            </w:tcMar>
+            <w:shd w:fill="1F4E78"/>
+          </w:tcPr>
+          <w:p>
+            <w:pPr>
+              <w:spacing w:after="0" w:line="240" w:lineRule="auto"/>
+            </w:pPr>
+            <w:r>
+              <w:rPr>
+                <w:rFonts w:ascii="Times New Roman" w:hAnsi="Times New Roman" w:eastAsia="Times New Roman"/>
+                <w:b/>
+                <w:color w:val="FFFFFF"/>
+                <w:sz w:val="16"/>
+              </w:rPr>
+              <w:t>Стало</w:t>
+            </w:r>
+          </w:p>
+        </w:tc>
+      </w:tr>
+      <w:tr>
+        <w:trPr>
+          <w:cantSplit/>
+        </w:trPr>
+        <w:tc>
+          <w:tcPr>
+            <w:tcW w:type="dxa" w:w="792"/>
+            <w:vAlign w:val="center"/>
+            <w:tcMar>
+              <w:top w:w="65" w:type="dxa"/>
+              <w:start w:w="90" w:type="dxa"/>
+              <w:bottom w:w="65" w:type="dxa"/>
+              <w:end w:w="90" w:type="dxa"/>
+            </w:tcMar>
+          </w:tcPr>
+          <w:p>
+            <w:pPr>
+              <w:spacing w:after="0" w:line="240" w:lineRule="auto"/>
+            </w:pPr>
+            <w:r>
+              <w:rPr>
+                <w:rFonts w:ascii="Times New Roman" w:hAnsi="Times New Roman" w:eastAsia="Times New Roman"/>
+                <w:b w:val="0"/>
+                <w:color w:val="000000"/>
+                <w:sz w:val="16"/>
+              </w:rPr>
+              <w:t>FR-15</w:t>
+            </w:r>
+          </w:p>
+        </w:tc>
+        <w:tc>
+          <w:tcPr>
+            <w:tcW w:type="dxa" w:w="3168"/>
+            <w:vAlign w:val="center"/>
+            <w:tcMar>
+              <w:top w:w="65" w:type="dxa"/>
+              <w:start w:w="90" w:type="dxa"/>
+              <w:bottom w:w="65" w:type="dxa"/>
+              <w:end w:w="90" w:type="dxa"/>
+            </w:tcMar>
+          </w:tcPr>
+          <w:p>
+            <w:pPr>
+              <w:spacing w:after="0" w:line="240" w:lineRule="auto"/>
+            </w:pPr>
+            <w:r>
+              <w:rPr>
+                <w:rFonts w:ascii="Times New Roman" w:hAnsi="Times New Roman" w:eastAsia="Times New Roman"/>
+                <w:b w:val="0"/>
+                <w:color w:val="000000"/>
+                <w:sz w:val="16"/>
+              </w:rPr>
+              <w:t>Система должна отправить покупателю цифровой ключ на email и сохранить его в библиотеке.</w:t>
+            </w:r>
+          </w:p>
+        </w:tc>
+        <w:tc>
+          <w:tcPr>
+            <w:tcW w:type="dxa" w:w="2304"/>
+            <w:vAlign w:val="center"/>
+            <w:tcMar>
+              <w:top w:w="65" w:type="dxa"/>
+              <w:start w:w="90" w:type="dxa"/>
+              <w:bottom w:w="65" w:type="dxa"/>
+              <w:end w:w="90" w:type="dxa"/>
+            </w:tcMar>
+          </w:tcPr>
+          <w:p>
+            <w:pPr>
+              <w:spacing w:after="0" w:line="240" w:lineRule="auto"/>
+            </w:pPr>
+            <w:r>
+              <w:rPr>
+                <w:rFonts w:ascii="Times New Roman" w:hAnsi="Times New Roman" w:eastAsia="Times New Roman"/>
+                <w:b w:val="0"/>
+                <w:color w:val="000000"/>
+                <w:sz w:val="16"/>
+              </w:rPr>
+              <w:t>Не указан срок выполнения.</w:t>
+            </w:r>
+          </w:p>
+        </w:tc>
+        <w:tc>
+          <w:tcPr>
+            <w:tcW w:type="dxa" w:w="4536"/>
+            <w:vAlign w:val="center"/>
+            <w:tcMar>
+              <w:top w:w="65" w:type="dxa"/>
+              <w:start w:w="90" w:type="dxa"/>
+              <w:bottom w:w="65" w:type="dxa"/>
+              <w:end w:w="90" w:type="dxa"/>
+            </w:tcMar>
+          </w:tcPr>
+          <w:p>
+            <w:pPr>
+              <w:spacing w:after="0" w:line="240" w:lineRule="auto"/>
+            </w:pPr>
+            <w:r>
+              <w:rPr>
+                <w:rFonts w:ascii="Times New Roman" w:hAnsi="Times New Roman" w:eastAsia="Times New Roman"/>
+                <w:b w:val="0"/>
+                <w:color w:val="000000"/>
+                <w:sz w:val="16"/>
+              </w:rPr>
+              <w:t>Не позднее чем через 1 минуту после подтверждения оплаты система должна отправить покупателю цифровой ключ на email и сохранить его в библиотеке.</w:t>
+            </w:r>
+          </w:p>
+        </w:tc>
+      </w:tr>
+      <w:tr>
+        <w:trPr>
+          <w:cantSplit/>
+        </w:trPr>
+        <w:tc>
+          <w:tcPr>
+            <w:tcW w:type="dxa" w:w="792"/>
+            <w:vAlign w:val="center"/>
+            <w:tcMar>
+              <w:top w:w="65" w:type="dxa"/>
+              <w:start w:w="90" w:type="dxa"/>
+              <w:bottom w:w="65" w:type="dxa"/>
+              <w:end w:w="90" w:type="dxa"/>
+            </w:tcMar>
+            <w:shd w:fill="EAF2F8"/>
+          </w:tcPr>
+          <w:p>
+            <w:pPr>
+              <w:spacing w:after="0" w:line="240" w:lineRule="auto"/>
+            </w:pPr>
+            <w:r>
+              <w:rPr>
+                <w:rFonts w:ascii="Times New Roman" w:hAnsi="Times New Roman" w:eastAsia="Times New Roman"/>
+                <w:b w:val="0"/>
+                <w:color w:val="000000"/>
+                <w:sz w:val="16"/>
+              </w:rPr>
+              <w:t>FR-18</w:t>
+            </w:r>
+          </w:p>
+        </w:tc>
+        <w:tc>
+          <w:tcPr>
+            <w:tcW w:type="dxa" w:w="3168"/>
+            <w:vAlign w:val="center"/>
+            <w:tcMar>
+              <w:top w:w="65" w:type="dxa"/>
+              <w:start w:w="90" w:type="dxa"/>
+              <w:bottom w:w="65" w:type="dxa"/>
+              <w:end w:w="90" w:type="dxa"/>
+            </w:tcMar>
+            <w:shd w:fill="EAF2F8"/>
+          </w:tcPr>
+          <w:p>
+            <w:pPr>
+              <w:spacing w:after="0" w:line="240" w:lineRule="auto"/>
+            </w:pPr>
+            <w:r>
+              <w:rPr>
+                <w:rFonts w:ascii="Times New Roman" w:hAnsi="Times New Roman" w:eastAsia="Times New Roman"/>
+                <w:b w:val="0"/>
+                <w:color w:val="000000"/>
+                <w:sz w:val="16"/>
+              </w:rPr>
+              <w:t>Покупатель должен иметь возможность создать запрос на возврат средств по заказу.</w:t>
+            </w:r>
+          </w:p>
+        </w:tc>
+        <w:tc>
+          <w:tcPr>
+            <w:tcW w:type="dxa" w:w="2304"/>
+            <w:vAlign w:val="center"/>
+            <w:tcMar>
+              <w:top w:w="65" w:type="dxa"/>
+              <w:start w:w="90" w:type="dxa"/>
+              <w:bottom w:w="65" w:type="dxa"/>
+              <w:end w:w="90" w:type="dxa"/>
+            </w:tcMar>
+            <w:shd w:fill="EAF2F8"/>
+          </w:tcPr>
+          <w:p>
+            <w:pPr>
+              <w:spacing w:after="0" w:line="240" w:lineRule="auto"/>
+            </w:pPr>
+            <w:r>
+              <w:rPr>
+                <w:rFonts w:ascii="Times New Roman" w:hAnsi="Times New Roman" w:eastAsia="Times New Roman"/>
+                <w:b w:val="0"/>
+                <w:color w:val="000000"/>
+                <w:sz w:val="16"/>
+              </w:rPr>
+              <w:t>Не определены срок и условия возврата.</w:t>
+            </w:r>
+          </w:p>
+        </w:tc>
+        <w:tc>
+          <w:tcPr>
+            <w:tcW w:type="dxa" w:w="4536"/>
+            <w:vAlign w:val="center"/>
+            <w:tcMar>
+              <w:top w:w="65" w:type="dxa"/>
+              <w:start w:w="90" w:type="dxa"/>
+              <w:bottom w:w="65" w:type="dxa"/>
+              <w:end w:w="90" w:type="dxa"/>
+            </w:tcMar>
+            <w:shd w:fill="EAF2F8"/>
+          </w:tcPr>
+          <w:p>
+            <w:pPr>
+              <w:spacing w:after="0" w:line="240" w:lineRule="auto"/>
+            </w:pPr>
+            <w:r>
+              <w:rPr>
+                <w:rFonts w:ascii="Times New Roman" w:hAnsi="Times New Roman" w:eastAsia="Times New Roman"/>
+                <w:b w:val="0"/>
+                <w:color w:val="000000"/>
+                <w:sz w:val="16"/>
+              </w:rPr>
+              <w:t>Покупатель должен иметь возможность создать запрос на возврат не позднее 14 календарных дней после оплаты, если цифровой ключ не был активирован.</w:t>
+            </w:r>
+          </w:p>
+        </w:tc>
+      </w:tr>
+      <w:tr>
+        <w:trPr>
+          <w:cantSplit/>
+        </w:trPr>
+        <w:tc>
+          <w:tcPr>
+            <w:tcW w:type="dxa" w:w="792"/>
+            <w:vAlign w:val="center"/>
+            <w:tcMar>
+              <w:top w:w="65" w:type="dxa"/>
+              <w:start w:w="90" w:type="dxa"/>
+              <w:bottom w:w="65" w:type="dxa"/>
+              <w:end w:w="90" w:type="dxa"/>
+            </w:tcMar>
+          </w:tcPr>
+          <w:p>
+            <w:pPr>
+              <w:spacing w:after="0" w:line="240" w:lineRule="auto"/>
+            </w:pPr>
+            <w:r>
+              <w:rPr>
+                <w:rFonts w:ascii="Times New Roman" w:hAnsi="Times New Roman" w:eastAsia="Times New Roman"/>
+                <w:b w:val="0"/>
+                <w:color w:val="000000"/>
+                <w:sz w:val="16"/>
+              </w:rPr>
+              <w:t>NFR-09</w:t>
+            </w:r>
+          </w:p>
+        </w:tc>
+        <w:tc>
+          <w:tcPr>
+            <w:tcW w:type="dxa" w:w="3168"/>
+            <w:vAlign w:val="center"/>
+            <w:tcMar>
+              <w:top w:w="65" w:type="dxa"/>
+              <w:start w:w="90" w:type="dxa"/>
+              <w:bottom w:w="65" w:type="dxa"/>
+              <w:end w:w="90" w:type="dxa"/>
+            </w:tcMar>
+          </w:tcPr>
+          <w:p>
+            <w:pPr>
+              <w:spacing w:after="0" w:line="240" w:lineRule="auto"/>
+            </w:pPr>
+            <w:r>
+              <w:rPr>
+                <w:rFonts w:ascii="Times New Roman" w:hAnsi="Times New Roman" w:eastAsia="Times New Roman"/>
+                <w:b w:val="0"/>
+                <w:color w:val="000000"/>
+                <w:sz w:val="16"/>
+              </w:rPr>
+              <w:t>Пользователь должен понимать путь покупки без специального обучения.</w:t>
+            </w:r>
+          </w:p>
+        </w:tc>
+        <w:tc>
+          <w:tcPr>
+            <w:tcW w:type="dxa" w:w="2304"/>
+            <w:vAlign w:val="center"/>
+            <w:tcMar>
+              <w:top w:w="65" w:type="dxa"/>
+              <w:start w:w="90" w:type="dxa"/>
+              <w:bottom w:w="65" w:type="dxa"/>
+              <w:end w:w="90" w:type="dxa"/>
+            </w:tcMar>
+          </w:tcPr>
+          <w:p>
+            <w:pPr>
+              <w:spacing w:after="0" w:line="240" w:lineRule="auto"/>
+            </w:pPr>
+            <w:r>
+              <w:rPr>
+                <w:rFonts w:ascii="Times New Roman" w:hAnsi="Times New Roman" w:eastAsia="Times New Roman"/>
+                <w:b w:val="0"/>
+                <w:color w:val="000000"/>
+                <w:sz w:val="16"/>
+              </w:rPr>
+              <w:t>Формулировку нельзя объективно проверить.</w:t>
+            </w:r>
+          </w:p>
+        </w:tc>
+        <w:tc>
+          <w:tcPr>
+            <w:tcW w:type="dxa" w:w="4536"/>
+            <w:vAlign w:val="center"/>
+            <w:tcMar>
+              <w:top w:w="65" w:type="dxa"/>
+              <w:start w:w="90" w:type="dxa"/>
+              <w:bottom w:w="65" w:type="dxa"/>
+              <w:end w:w="90" w:type="dxa"/>
+            </w:tcMar>
+          </w:tcPr>
+          <w:p>
+            <w:pPr>
+              <w:spacing w:after="0" w:line="240" w:lineRule="auto"/>
+            </w:pPr>
+            <w:r>
+              <w:rPr>
+                <w:rFonts w:ascii="Times New Roman" w:hAnsi="Times New Roman" w:eastAsia="Times New Roman"/>
+                <w:b w:val="0"/>
+                <w:color w:val="000000"/>
+                <w:sz w:val="16"/>
+              </w:rPr>
+              <w:t>Покупатель должен иметь возможность оформить заказ из корзины не более чем за 5 последовательных действий без обращения к инструкции.</w:t>
+            </w:r>
+          </w:p>
+        </w:tc>
+      </w:tr>
+      <w:tr>
+        <w:trPr>
+          <w:cantSplit/>
+        </w:trPr>
+        <w:tc>
+          <w:tcPr>
+            <w:tcW w:type="dxa" w:w="792"/>
+            <w:vAlign w:val="center"/>
+            <w:tcMar>
+              <w:top w:w="65" w:type="dxa"/>
+              <w:start w:w="90" w:type="dxa"/>
+              <w:bottom w:w="65" w:type="dxa"/>
+              <w:end w:w="90" w:type="dxa"/>
+            </w:tcMar>
+            <w:shd w:fill="EAF2F8"/>
+          </w:tcPr>
+          <w:p>
+            <w:pPr>
+              <w:spacing w:after="0" w:line="240" w:lineRule="auto"/>
+            </w:pPr>
+            <w:r>
+              <w:rPr>
+                <w:rFonts w:ascii="Times New Roman" w:hAnsi="Times New Roman" w:eastAsia="Times New Roman"/>
+                <w:b w:val="0"/>
+                <w:color w:val="000000"/>
+                <w:sz w:val="16"/>
+              </w:rPr>
+              <w:t>NFR-10</w:t>
+            </w:r>
+          </w:p>
+        </w:tc>
+        <w:tc>
+          <w:tcPr>
+            <w:tcW w:type="dxa" w:w="3168"/>
+            <w:vAlign w:val="center"/>
+            <w:tcMar>
+              <w:top w:w="65" w:type="dxa"/>
+              <w:start w:w="90" w:type="dxa"/>
+              <w:bottom w:w="65" w:type="dxa"/>
+              <w:end w:w="90" w:type="dxa"/>
+            </w:tcMar>
+            <w:shd w:fill="EAF2F8"/>
+          </w:tcPr>
+          <w:p>
+            <w:pPr>
+              <w:spacing w:after="0" w:line="240" w:lineRule="auto"/>
+            </w:pPr>
+            <w:r>
+              <w:rPr>
+                <w:rFonts w:ascii="Times New Roman" w:hAnsi="Times New Roman" w:eastAsia="Times New Roman"/>
+                <w:b w:val="0"/>
+                <w:color w:val="000000"/>
+                <w:sz w:val="16"/>
+              </w:rPr>
+              <w:t>Интерфейс должен корректно работать на компьютере и мобильном телефоне.</w:t>
+            </w:r>
+          </w:p>
+        </w:tc>
+        <w:tc>
+          <w:tcPr>
+            <w:tcW w:type="dxa" w:w="2304"/>
+            <w:vAlign w:val="center"/>
+            <w:tcMar>
+              <w:top w:w="65" w:type="dxa"/>
+              <w:start w:w="90" w:type="dxa"/>
+              <w:bottom w:w="65" w:type="dxa"/>
+              <w:end w:w="90" w:type="dxa"/>
+            </w:tcMar>
+            <w:shd w:fill="EAF2F8"/>
+          </w:tcPr>
+          <w:p>
+            <w:pPr>
+              <w:spacing w:after="0" w:line="240" w:lineRule="auto"/>
+            </w:pPr>
+            <w:r>
+              <w:rPr>
+                <w:rFonts w:ascii="Times New Roman" w:hAnsi="Times New Roman" w:eastAsia="Times New Roman"/>
+                <w:b w:val="0"/>
+                <w:color w:val="000000"/>
+                <w:sz w:val="16"/>
+              </w:rPr>
+              <w:t>Не указаны браузеры и размеры экрана.</w:t>
+            </w:r>
+          </w:p>
+        </w:tc>
+        <w:tc>
+          <w:tcPr>
+            <w:tcW w:type="dxa" w:w="4536"/>
+            <w:vAlign w:val="center"/>
+            <w:tcMar>
+              <w:top w:w="65" w:type="dxa"/>
+              <w:start w:w="90" w:type="dxa"/>
+              <w:bottom w:w="65" w:type="dxa"/>
+              <w:end w:w="90" w:type="dxa"/>
+            </w:tcMar>
+            <w:shd w:fill="EAF2F8"/>
+          </w:tcPr>
+          <w:p>
+            <w:pPr>
+              <w:spacing w:after="0" w:line="240" w:lineRule="auto"/>
+            </w:pPr>
+            <w:r>
+              <w:rPr>
+                <w:rFonts w:ascii="Times New Roman" w:hAnsi="Times New Roman" w:eastAsia="Times New Roman"/>
+                <w:b w:val="0"/>
+                <w:color w:val="000000"/>
+                <w:sz w:val="16"/>
+              </w:rPr>
+              <w:t>Интерфейс должен корректно отображаться при ширине экрана от 360 до 1920 пикселей и поддерживать две последние основные версии Chrome, Firefox и Edge.</w:t>
+            </w:r>
+          </w:p>
+        </w:tc>
+      </w:tr>
+    </w:tbl>
+    <w:p>
+      <w:pPr>
+        <w:spacing w:after="0"/>
+      </w:pPr>
+    </w:p>
+    <w:p>
+      <w:pPr>
+        <w:pStyle w:val="Heading1"/>
+      </w:pPr>
+      <w:r>
+        <w:t>Матрица трассировки</w:t>
+      </w:r>
+    </w:p>
+    <w:tbl>
+      <w:tblPr>
+        <w:tblW w:type="auto" w:w="0"/>
+        <w:jc w:val="center"/>
+        <w:tblLayout w:type="fixed"/>
+        <w:tblLook w:firstColumn="1" w:firstRow="1" w:lastColumn="0" w:lastRow="0" w:noHBand="0" w:noVBand="1" w:val="04A0"/>
+        <w:tblBorders>
+          <w:top w:val="single" w:sz="6" w:color="D9D9D9"/>
+          <w:left w:val="single" w:sz="6" w:color="D9D9D9"/>
+          <w:bottom w:val="single" w:sz="6" w:color="D9D9D9"/>
+          <w:right w:val="single" w:sz="6" w:color="D9D9D9"/>
+          <w:insideH w:val="single" w:sz="6" w:color="D9D9D9"/>
+          <w:insideV w:val="single" w:sz="6" w:color="D9D9D9"/>
+        </w:tblBorders>
+      </w:tblPr>
+      <w:tblGrid>
+        <w:gridCol w:w="2045"/>
+        <w:gridCol w:w="2045"/>
+        <w:gridCol w:w="2045"/>
+        <w:gridCol w:w="2045"/>
+        <w:gridCol w:w="2045"/>
+      </w:tblGrid>
+      <w:tr>
+        <w:trPr>
+          <w:cantSplit/>
+          <w:tblHeader w:val="true"/>
+        </w:trPr>
+        <w:tc>
+          <w:tcPr>
+            <w:tcW w:type="dxa" w:w="936"/>
+            <w:vAlign w:val="center"/>
+            <w:tcMar>
+              <w:top w:w="65" w:type="dxa"/>
+              <w:start w:w="90" w:type="dxa"/>
+              <w:bottom w:w="65" w:type="dxa"/>
+              <w:end w:w="90" w:type="dxa"/>
+            </w:tcMar>
+            <w:shd w:fill="1F4E78"/>
+          </w:tcPr>
+          <w:p>
+            <w:pPr>
+              <w:spacing w:after="0" w:line="240" w:lineRule="auto"/>
+            </w:pPr>
+            <w:r>
+              <w:rPr>
+                <w:rFonts w:ascii="Times New Roman" w:hAnsi="Times New Roman" w:eastAsia="Times New Roman"/>
+                <w:b/>
+                <w:color w:val="FFFFFF"/>
+                <w:sz w:val="16"/>
+              </w:rPr>
+              <w:t>Требование</w:t>
+            </w:r>
+          </w:p>
+        </w:tc>
+        <w:tc>
+          <w:tcPr>
+            <w:tcW w:type="dxa" w:w="2520"/>
+            <w:vAlign w:val="center"/>
+            <w:tcMar>
+              <w:top w:w="65" w:type="dxa"/>
+              <w:start w:w="90" w:type="dxa"/>
+              <w:bottom w:w="65" w:type="dxa"/>
+              <w:end w:w="90" w:type="dxa"/>
+            </w:tcMar>
+            <w:shd w:fill="1F4E78"/>
+          </w:tcPr>
+          <w:p>
+            <w:pPr>
+              <w:spacing w:after="0" w:line="240" w:lineRule="auto"/>
+            </w:pPr>
+            <w:r>
+              <w:rPr>
+                <w:rFonts w:ascii="Times New Roman" w:hAnsi="Times New Roman" w:eastAsia="Times New Roman"/>
+                <w:b/>
+                <w:color w:val="FFFFFF"/>
+                <w:sz w:val="16"/>
+              </w:rPr>
+              <w:t>Пользователь и сценарий</w:t>
+            </w:r>
+          </w:p>
+        </w:tc>
+        <w:tc>
+          <w:tcPr>
+            <w:tcW w:type="dxa" w:w="2160"/>
+            <w:vAlign w:val="center"/>
+            <w:tcMar>
+              <w:top w:w="65" w:type="dxa"/>
+              <w:start w:w="90" w:type="dxa"/>
+              <w:bottom w:w="65" w:type="dxa"/>
+              <w:end w:w="90" w:type="dxa"/>
+            </w:tcMar>
+            <w:shd w:fill="1F4E78"/>
+          </w:tcPr>
+          <w:p>
+            <w:pPr>
+              <w:spacing w:after="0" w:line="240" w:lineRule="auto"/>
+            </w:pPr>
+            <w:r>
+              <w:rPr>
+                <w:rFonts w:ascii="Times New Roman" w:hAnsi="Times New Roman" w:eastAsia="Times New Roman"/>
+                <w:b/>
+                <w:color w:val="FFFFFF"/>
+                <w:sz w:val="16"/>
+              </w:rPr>
+              <w:t>Модуль</w:t>
+            </w:r>
+          </w:p>
+        </w:tc>
+        <w:tc>
+          <w:tcPr>
+            <w:tcW w:type="dxa" w:w="2520"/>
+            <w:vAlign w:val="center"/>
+            <w:tcMar>
+              <w:top w:w="65" w:type="dxa"/>
+              <w:start w:w="90" w:type="dxa"/>
+              <w:bottom w:w="65" w:type="dxa"/>
+              <w:end w:w="90" w:type="dxa"/>
+            </w:tcMar>
+            <w:shd w:fill="1F4E78"/>
+          </w:tcPr>
+          <w:p>
+            <w:pPr>
+              <w:spacing w:after="0" w:line="240" w:lineRule="auto"/>
+            </w:pPr>
+            <w:r>
+              <w:rPr>
+                <w:rFonts w:ascii="Times New Roman" w:hAnsi="Times New Roman" w:eastAsia="Times New Roman"/>
+                <w:b/>
+                <w:color w:val="FFFFFF"/>
+                <w:sz w:val="16"/>
+              </w:rPr>
+              <w:t>Класс</w:t>
             </w:r>
           </w:p>
         </w:tc>
@@ -1134,71 +3118,20 @@
                 <w:rFonts w:ascii="Times New Roman" w:hAnsi="Times New Roman" w:eastAsia="Times New Roman"/>
                 <w:b/>
                 <w:color w:val="FFFFFF"/>
-                <w:sz w:val="15"/>
+                <w:sz w:val="16"/>
               </w:rPr>
-              <w:t>Где</w:t>
-            </w:r>
-          </w:p>
-        </w:tc>
-        <w:tc>
-          <w:tcPr>
-            <w:tcW w:type="dxa" w:w="3960"/>
-            <w:vAlign w:val="center"/>
-            <w:tcMar>
-              <w:top w:w="65" w:type="dxa"/>
-              <w:start w:w="90" w:type="dxa"/>
-              <w:bottom w:w="65" w:type="dxa"/>
-              <w:end w:w="90" w:type="dxa"/>
-            </w:tcMar>
-            <w:shd w:fill="1F4E78"/>
-          </w:tcPr>
-          <w:p>
-            <w:pPr>
-              <w:spacing w:after="0" w:line="240" w:lineRule="auto"/>
-            </w:pPr>
-            <w:r>
-              <w:rPr>
-                <w:rFonts w:ascii="Times New Roman" w:hAnsi="Times New Roman" w:eastAsia="Times New Roman"/>
-                <w:b/>
-                <w:color w:val="FFFFFF"/>
-                <w:sz w:val="15"/>
-              </w:rPr>
-              <w:t>Замечание</w:t>
-            </w:r>
-          </w:p>
-        </w:tc>
-        <w:tc>
-          <w:tcPr>
-            <w:tcW w:type="dxa" w:w="4320"/>
-            <w:vAlign w:val="center"/>
-            <w:tcMar>
-              <w:top w:w="65" w:type="dxa"/>
-              <w:start w:w="90" w:type="dxa"/>
-              <w:bottom w:w="65" w:type="dxa"/>
-              <w:end w:w="90" w:type="dxa"/>
-            </w:tcMar>
-            <w:shd w:fill="1F4E78"/>
-          </w:tcPr>
-          <w:p>
-            <w:pPr>
-              <w:spacing w:after="0" w:line="240" w:lineRule="auto"/>
-            </w:pPr>
-            <w:r>
-              <w:rPr>
-                <w:rFonts w:ascii="Times New Roman" w:hAnsi="Times New Roman" w:eastAsia="Times New Roman"/>
-                <w:b/>
-                <w:color w:val="FFFFFF"/>
-                <w:sz w:val="15"/>
-              </w:rPr>
-              <w:t>Как исправить</w:t>
+              <w:t>Тест кейс</w:t>
             </w:r>
           </w:p>
         </w:tc>
       </w:tr>
       <w:tr>
+        <w:trPr>
+          <w:cantSplit/>
+        </w:trPr>
         <w:tc>
           <w:tcPr>
-            <w:tcW w:type="dxa" w:w="504"/>
+            <w:tcW w:type="dxa" w:w="936"/>
             <w:vAlign w:val="center"/>
             <w:tcMar>
               <w:top w:w="65" w:type="dxa"/>
@@ -1216,9 +3149,87 @@
                 <w:rFonts w:ascii="Times New Roman" w:hAnsi="Times New Roman" w:eastAsia="Times New Roman"/>
                 <w:b w:val="0"/>
                 <w:color w:val="000000"/>
-                <w:sz w:val="15"/>
+                <w:sz w:val="16"/>
               </w:rPr>
-              <w:t>1</w:t>
+              <w:t>FR-08</w:t>
+            </w:r>
+          </w:p>
+        </w:tc>
+        <w:tc>
+          <w:tcPr>
+            <w:tcW w:type="dxa" w:w="2520"/>
+            <w:vAlign w:val="center"/>
+            <w:tcMar>
+              <w:top w:w="65" w:type="dxa"/>
+              <w:start w:w="90" w:type="dxa"/>
+              <w:bottom w:w="65" w:type="dxa"/>
+              <w:end w:w="90" w:type="dxa"/>
+            </w:tcMar>
+          </w:tcPr>
+          <w:p>
+            <w:pPr>
+              <w:spacing w:after="0" w:line="240" w:lineRule="auto"/>
+            </w:pPr>
+            <w:r>
+              <w:rPr>
+                <w:rFonts w:ascii="Times New Roman" w:hAnsi="Times New Roman" w:eastAsia="Times New Roman"/>
+                <w:b w:val="0"/>
+                <w:color w:val="000000"/>
+                <w:sz w:val="16"/>
+              </w:rPr>
+              <w:t>Покупатель; сценарий 1</w:t>
+            </w:r>
+          </w:p>
+        </w:tc>
+        <w:tc>
+          <w:tcPr>
+            <w:tcW w:type="dxa" w:w="2160"/>
+            <w:vAlign w:val="center"/>
+            <w:tcMar>
+              <w:top w:w="65" w:type="dxa"/>
+              <w:start w:w="90" w:type="dxa"/>
+              <w:bottom w:w="65" w:type="dxa"/>
+              <w:end w:w="90" w:type="dxa"/>
+            </w:tcMar>
+          </w:tcPr>
+          <w:p>
+            <w:pPr>
+              <w:spacing w:after="0" w:line="240" w:lineRule="auto"/>
+            </w:pPr>
+            <w:r>
+              <w:rPr>
+                <w:rFonts w:ascii="Times New Roman" w:hAnsi="Times New Roman" w:eastAsia="Times New Roman"/>
+                <w:b w:val="0"/>
+                <w:color w:val="000000"/>
+                <w:sz w:val="16"/>
+              </w:rPr>
+              <w:t>Модуль промокодов</w:t>
+            </w:r>
+          </w:p>
+        </w:tc>
+        <w:tc>
+          <w:tcPr>
+            <w:tcW w:type="dxa" w:w="2520"/>
+            <w:vAlign w:val="center"/>
+            <w:tcMar>
+              <w:top w:w="65" w:type="dxa"/>
+              <w:start w:w="90" w:type="dxa"/>
+              <w:bottom w:w="65" w:type="dxa"/>
+              <w:end w:w="90" w:type="dxa"/>
+            </w:tcMar>
+          </w:tcPr>
+          <w:p>
+            <w:pPr>
+              <w:spacing w:after="0" w:line="240" w:lineRule="auto"/>
+            </w:pPr>
+            <w:r>
+              <w:rPr>
+                <w:rFonts w:ascii="Times New Roman" w:hAnsi="Times New Roman" w:eastAsia="Times New Roman"/>
+                <w:b w:val="0"/>
+                <w:color w:val="000000"/>
+                <w:sz w:val="16"/>
+              </w:rPr>
+              <w:t>PromoCode, Order</w:t>
             </w:r>
           </w:p>
         </w:tc>
@@ -1242,69 +3253,20 @@
                 <w:rFonts w:ascii="Times New Roman" w:hAnsi="Times New Roman" w:eastAsia="Times New Roman"/>
                 <w:b w:val="0"/>
                 <w:color w:val="000000"/>
-                <w:sz w:val="15"/>
+                <w:sz w:val="16"/>
               </w:rPr>
-              <w:t>Функциональные требования</w:t>
-            </w:r>
-          </w:p>
-        </w:tc>
-        <w:tc>
-          <w:tcPr>
-            <w:tcW w:type="dxa" w:w="3960"/>
-            <w:vAlign w:val="center"/>
-            <w:tcMar>
-              <w:top w:w="65" w:type="dxa"/>
-              <w:start w:w="90" w:type="dxa"/>
-              <w:bottom w:w="65" w:type="dxa"/>
-              <w:end w:w="90" w:type="dxa"/>
-            </w:tcMar>
-          </w:tcPr>
-          <w:p>
-            <w:pPr>
-              <w:spacing w:after="0" w:line="240" w:lineRule="auto"/>
-            </w:pPr>
-            <w:r>
-              <w:rPr>
-                <w:rFonts w:ascii="Times New Roman" w:hAnsi="Times New Roman" w:eastAsia="Times New Roman"/>
-                <w:b w:val="0"/>
-                <w:color w:val="000000"/>
-                <w:sz w:val="15"/>
-              </w:rPr>
-              <w:t>FR-15 не задает срок отправки ключа после оплаты.</w:t>
-            </w:r>
-          </w:p>
-        </w:tc>
-        <w:tc>
-          <w:tcPr>
-            <w:tcW w:type="dxa" w:w="4320"/>
-            <w:vAlign w:val="center"/>
-            <w:tcMar>
-              <w:top w:w="65" w:type="dxa"/>
-              <w:start w:w="90" w:type="dxa"/>
-              <w:bottom w:w="65" w:type="dxa"/>
-              <w:end w:w="90" w:type="dxa"/>
-            </w:tcMar>
-          </w:tcPr>
-          <w:p>
-            <w:pPr>
-              <w:spacing w:after="0" w:line="240" w:lineRule="auto"/>
-            </w:pPr>
-            <w:r>
-              <w:rPr>
-                <w:rFonts w:ascii="Times New Roman" w:hAnsi="Times New Roman" w:eastAsia="Times New Roman"/>
-                <w:b w:val="0"/>
-                <w:color w:val="000000"/>
-                <w:sz w:val="15"/>
-              </w:rPr>
-              <w:t>Указать измеримый срок выдачи ключа и сохранения в библиотеке.</w:t>
+              <w:t>TC-02, TC-03</w:t>
             </w:r>
           </w:p>
         </w:tc>
       </w:tr>
       <w:tr>
+        <w:trPr>
+          <w:cantSplit/>
+        </w:trPr>
         <w:tc>
           <w:tcPr>
-            <w:tcW w:type="dxa" w:w="504"/>
+            <w:tcW w:type="dxa" w:w="936"/>
             <w:vAlign w:val="center"/>
             <w:tcMar>
               <w:top w:w="65" w:type="dxa"/>
@@ -1323,9 +3285,90 @@
                 <w:rFonts w:ascii="Times New Roman" w:hAnsi="Times New Roman" w:eastAsia="Times New Roman"/>
                 <w:b w:val="0"/>
                 <w:color w:val="000000"/>
-                <w:sz w:val="15"/>
+                <w:sz w:val="16"/>
               </w:rPr>
-              <w:t>2</w:t>
+              <w:t>FR-15</w:t>
+            </w:r>
+          </w:p>
+        </w:tc>
+        <w:tc>
+          <w:tcPr>
+            <w:tcW w:type="dxa" w:w="2520"/>
+            <w:vAlign w:val="center"/>
+            <w:tcMar>
+              <w:top w:w="65" w:type="dxa"/>
+              <w:start w:w="90" w:type="dxa"/>
+              <w:bottom w:w="65" w:type="dxa"/>
+              <w:end w:w="90" w:type="dxa"/>
+            </w:tcMar>
+            <w:shd w:fill="EAF2F8"/>
+          </w:tcPr>
+          <w:p>
+            <w:pPr>
+              <w:spacing w:after="0" w:line="240" w:lineRule="auto"/>
+            </w:pPr>
+            <w:r>
+              <w:rPr>
+                <w:rFonts w:ascii="Times New Roman" w:hAnsi="Times New Roman" w:eastAsia="Times New Roman"/>
+                <w:b w:val="0"/>
+                <w:color w:val="000000"/>
+                <w:sz w:val="16"/>
+              </w:rPr>
+              <w:t>Покупатель; сценарий 1</w:t>
+            </w:r>
+          </w:p>
+        </w:tc>
+        <w:tc>
+          <w:tcPr>
+            <w:tcW w:type="dxa" w:w="2160"/>
+            <w:vAlign w:val="center"/>
+            <w:tcMar>
+              <w:top w:w="65" w:type="dxa"/>
+              <w:start w:w="90" w:type="dxa"/>
+              <w:bottom w:w="65" w:type="dxa"/>
+              <w:end w:w="90" w:type="dxa"/>
+            </w:tcMar>
+            <w:shd w:fill="EAF2F8"/>
+          </w:tcPr>
+          <w:p>
+            <w:pPr>
+              <w:spacing w:after="0" w:line="240" w:lineRule="auto"/>
+            </w:pPr>
+            <w:r>
+              <w:rPr>
+                <w:rFonts w:ascii="Times New Roman" w:hAnsi="Times New Roman" w:eastAsia="Times New Roman"/>
+                <w:b w:val="0"/>
+                <w:color w:val="000000"/>
+                <w:sz w:val="16"/>
+              </w:rPr>
+              <w:t>Платежи, ключи, уведомления</w:t>
+            </w:r>
+          </w:p>
+        </w:tc>
+        <w:tc>
+          <w:tcPr>
+            <w:tcW w:type="dxa" w:w="2520"/>
+            <w:vAlign w:val="center"/>
+            <w:tcMar>
+              <w:top w:w="65" w:type="dxa"/>
+              <w:start w:w="90" w:type="dxa"/>
+              <w:bottom w:w="65" w:type="dxa"/>
+              <w:end w:w="90" w:type="dxa"/>
+            </w:tcMar>
+            <w:shd w:fill="EAF2F8"/>
+          </w:tcPr>
+          <w:p>
+            <w:pPr>
+              <w:spacing w:after="0" w:line="240" w:lineRule="auto"/>
+            </w:pPr>
+            <w:r>
+              <w:rPr>
+                <w:rFonts w:ascii="Times New Roman" w:hAnsi="Times New Roman" w:eastAsia="Times New Roman"/>
+                <w:b w:val="0"/>
+                <w:color w:val="000000"/>
+                <w:sz w:val="16"/>
+              </w:rPr>
+              <w:t>DigitalKey, LibraryItem, Notification</w:t>
             </w:r>
           </w:p>
         </w:tc>
@@ -1350,71 +3393,20 @@
                 <w:rFonts w:ascii="Times New Roman" w:hAnsi="Times New Roman" w:eastAsia="Times New Roman"/>
                 <w:b w:val="0"/>
                 <w:color w:val="000000"/>
-                <w:sz w:val="15"/>
+                <w:sz w:val="16"/>
               </w:rPr>
-              <w:t>Функциональные требования</w:t>
-            </w:r>
-          </w:p>
-        </w:tc>
-        <w:tc>
-          <w:tcPr>
-            <w:tcW w:type="dxa" w:w="3960"/>
-            <w:vAlign w:val="center"/>
-            <w:tcMar>
-              <w:top w:w="65" w:type="dxa"/>
-              <w:start w:w="90" w:type="dxa"/>
-              <w:bottom w:w="65" w:type="dxa"/>
-              <w:end w:w="90" w:type="dxa"/>
-            </w:tcMar>
-            <w:shd w:fill="EAF2F8"/>
-          </w:tcPr>
-          <w:p>
-            <w:pPr>
-              <w:spacing w:after="0" w:line="240" w:lineRule="auto"/>
-            </w:pPr>
-            <w:r>
-              <w:rPr>
-                <w:rFonts w:ascii="Times New Roman" w:hAnsi="Times New Roman" w:eastAsia="Times New Roman"/>
-                <w:b w:val="0"/>
-                <w:color w:val="000000"/>
-                <w:sz w:val="15"/>
-              </w:rPr>
-              <w:t>FR-18 не определяет срок и условие допустимости возврата.</w:t>
-            </w:r>
-          </w:p>
-        </w:tc>
-        <w:tc>
-          <w:tcPr>
-            <w:tcW w:type="dxa" w:w="4320"/>
-            <w:vAlign w:val="center"/>
-            <w:tcMar>
-              <w:top w:w="65" w:type="dxa"/>
-              <w:start w:w="90" w:type="dxa"/>
-              <w:bottom w:w="65" w:type="dxa"/>
-              <w:end w:w="90" w:type="dxa"/>
-            </w:tcMar>
-            <w:shd w:fill="EAF2F8"/>
-          </w:tcPr>
-          <w:p>
-            <w:pPr>
-              <w:spacing w:after="0" w:line="240" w:lineRule="auto"/>
-            </w:pPr>
-            <w:r>
-              <w:rPr>
-                <w:rFonts w:ascii="Times New Roman" w:hAnsi="Times New Roman" w:eastAsia="Times New Roman"/>
-                <w:b w:val="0"/>
-                <w:color w:val="000000"/>
-                <w:sz w:val="15"/>
-              </w:rPr>
-              <w:t>Указать срок 14 календарных дней и условие, что ключ не активирован.</w:t>
+              <w:t>TC-01, TC-17</w:t>
             </w:r>
           </w:p>
         </w:tc>
       </w:tr>
       <w:tr>
+        <w:trPr>
+          <w:cantSplit/>
+        </w:trPr>
         <w:tc>
           <w:tcPr>
-            <w:tcW w:type="dxa" w:w="504"/>
+            <w:tcW w:type="dxa" w:w="936"/>
             <w:vAlign w:val="center"/>
             <w:tcMar>
               <w:top w:w="65" w:type="dxa"/>
@@ -1432,9 +3424,87 @@
                 <w:rFonts w:ascii="Times New Roman" w:hAnsi="Times New Roman" w:eastAsia="Times New Roman"/>
                 <w:b w:val="0"/>
                 <w:color w:val="000000"/>
-                <w:sz w:val="15"/>
+                <w:sz w:val="16"/>
               </w:rPr>
-              <w:t>3</w:t>
+              <w:t>FR-18</w:t>
+            </w:r>
+          </w:p>
+        </w:tc>
+        <w:tc>
+          <w:tcPr>
+            <w:tcW w:type="dxa" w:w="2520"/>
+            <w:vAlign w:val="center"/>
+            <w:tcMar>
+              <w:top w:w="65" w:type="dxa"/>
+              <w:start w:w="90" w:type="dxa"/>
+              <w:bottom w:w="65" w:type="dxa"/>
+              <w:end w:w="90" w:type="dxa"/>
+            </w:tcMar>
+          </w:tcPr>
+          <w:p>
+            <w:pPr>
+              <w:spacing w:after="0" w:line="240" w:lineRule="auto"/>
+            </w:pPr>
+            <w:r>
+              <w:rPr>
+                <w:rFonts w:ascii="Times New Roman" w:hAnsi="Times New Roman" w:eastAsia="Times New Roman"/>
+                <w:b w:val="0"/>
+                <w:color w:val="000000"/>
+                <w:sz w:val="16"/>
+              </w:rPr>
+              <w:t>Покупатель и поддержка; сценарий 3</w:t>
+            </w:r>
+          </w:p>
+        </w:tc>
+        <w:tc>
+          <w:tcPr>
+            <w:tcW w:type="dxa" w:w="2160"/>
+            <w:vAlign w:val="center"/>
+            <w:tcMar>
+              <w:top w:w="65" w:type="dxa"/>
+              <w:start w:w="90" w:type="dxa"/>
+              <w:bottom w:w="65" w:type="dxa"/>
+              <w:end w:w="90" w:type="dxa"/>
+            </w:tcMar>
+          </w:tcPr>
+          <w:p>
+            <w:pPr>
+              <w:spacing w:after="0" w:line="240" w:lineRule="auto"/>
+            </w:pPr>
+            <w:r>
+              <w:rPr>
+                <w:rFonts w:ascii="Times New Roman" w:hAnsi="Times New Roman" w:eastAsia="Times New Roman"/>
+                <w:b w:val="0"/>
+                <w:color w:val="000000"/>
+                <w:sz w:val="16"/>
+              </w:rPr>
+              <w:t>Возвраты и поддержка</w:t>
+            </w:r>
+          </w:p>
+        </w:tc>
+        <w:tc>
+          <w:tcPr>
+            <w:tcW w:type="dxa" w:w="2520"/>
+            <w:vAlign w:val="center"/>
+            <w:tcMar>
+              <w:top w:w="65" w:type="dxa"/>
+              <w:start w:w="90" w:type="dxa"/>
+              <w:bottom w:w="65" w:type="dxa"/>
+              <w:end w:w="90" w:type="dxa"/>
+            </w:tcMar>
+          </w:tcPr>
+          <w:p>
+            <w:pPr>
+              <w:spacing w:after="0" w:line="240" w:lineRule="auto"/>
+            </w:pPr>
+            <w:r>
+              <w:rPr>
+                <w:rFonts w:ascii="Times New Roman" w:hAnsi="Times New Roman" w:eastAsia="Times New Roman"/>
+                <w:b w:val="0"/>
+                <w:color w:val="000000"/>
+                <w:sz w:val="16"/>
+              </w:rPr>
+              <w:t>RefundRequest, Order</w:t>
             </w:r>
           </w:p>
         </w:tc>
@@ -1458,69 +3528,20 @@
                 <w:rFonts w:ascii="Times New Roman" w:hAnsi="Times New Roman" w:eastAsia="Times New Roman"/>
                 <w:b w:val="0"/>
                 <w:color w:val="000000"/>
-                <w:sz w:val="15"/>
+                <w:sz w:val="16"/>
               </w:rPr>
-              <w:t>Нефункциональные требования</w:t>
-            </w:r>
-          </w:p>
-        </w:tc>
-        <w:tc>
-          <w:tcPr>
-            <w:tcW w:type="dxa" w:w="3960"/>
-            <w:vAlign w:val="center"/>
-            <w:tcMar>
-              <w:top w:w="65" w:type="dxa"/>
-              <w:start w:w="90" w:type="dxa"/>
-              <w:bottom w:w="65" w:type="dxa"/>
-              <w:end w:w="90" w:type="dxa"/>
-            </w:tcMar>
-          </w:tcPr>
-          <w:p>
-            <w:pPr>
-              <w:spacing w:after="0" w:line="240" w:lineRule="auto"/>
-            </w:pPr>
-            <w:r>
-              <w:rPr>
-                <w:rFonts w:ascii="Times New Roman" w:hAnsi="Times New Roman" w:eastAsia="Times New Roman"/>
-                <w:b w:val="0"/>
-                <w:color w:val="000000"/>
-                <w:sz w:val="15"/>
-              </w:rPr>
-              <w:t>NFR-09 использует непроверяемое выражение «без специального обучения».</w:t>
-            </w:r>
-          </w:p>
-        </w:tc>
-        <w:tc>
-          <w:tcPr>
-            <w:tcW w:type="dxa" w:w="4320"/>
-            <w:vAlign w:val="center"/>
-            <w:tcMar>
-              <w:top w:w="65" w:type="dxa"/>
-              <w:start w:w="90" w:type="dxa"/>
-              <w:bottom w:w="65" w:type="dxa"/>
-              <w:end w:w="90" w:type="dxa"/>
-            </w:tcMar>
-          </w:tcPr>
-          <w:p>
-            <w:pPr>
-              <w:spacing w:after="0" w:line="240" w:lineRule="auto"/>
-            </w:pPr>
-            <w:r>
-              <w:rPr>
-                <w:rFonts w:ascii="Times New Roman" w:hAnsi="Times New Roman" w:eastAsia="Times New Roman"/>
-                <w:b w:val="0"/>
-                <w:color w:val="000000"/>
-                <w:sz w:val="15"/>
-              </w:rPr>
-              <w:t>Заменить его ограничением на число действий при оформлении заказа.</w:t>
+              <w:t>TC-12, TC-14, TC-15</w:t>
             </w:r>
           </w:p>
         </w:tc>
       </w:tr>
       <w:tr>
+        <w:trPr>
+          <w:cantSplit/>
+        </w:trPr>
         <w:tc>
           <w:tcPr>
-            <w:tcW w:type="dxa" w:w="504"/>
+            <w:tcW w:type="dxa" w:w="936"/>
             <w:vAlign w:val="center"/>
             <w:tcMar>
               <w:top w:w="65" w:type="dxa"/>
@@ -1539,9 +3560,90 @@
                 <w:rFonts w:ascii="Times New Roman" w:hAnsi="Times New Roman" w:eastAsia="Times New Roman"/>
                 <w:b w:val="0"/>
                 <w:color w:val="000000"/>
-                <w:sz w:val="15"/>
+                <w:sz w:val="16"/>
               </w:rPr>
-              <w:t>4</w:t>
+              <w:t>FR-19</w:t>
+            </w:r>
+          </w:p>
+        </w:tc>
+        <w:tc>
+          <w:tcPr>
+            <w:tcW w:type="dxa" w:w="2520"/>
+            <w:vAlign w:val="center"/>
+            <w:tcMar>
+              <w:top w:w="65" w:type="dxa"/>
+              <w:start w:w="90" w:type="dxa"/>
+              <w:bottom w:w="65" w:type="dxa"/>
+              <w:end w:w="90" w:type="dxa"/>
+            </w:tcMar>
+            <w:shd w:fill="EAF2F8"/>
+          </w:tcPr>
+          <w:p>
+            <w:pPr>
+              <w:spacing w:after="0" w:line="240" w:lineRule="auto"/>
+            </w:pPr>
+            <w:r>
+              <w:rPr>
+                <w:rFonts w:ascii="Times New Roman" w:hAnsi="Times New Roman" w:eastAsia="Times New Roman"/>
+                <w:b w:val="0"/>
+                <w:color w:val="000000"/>
+                <w:sz w:val="16"/>
+              </w:rPr>
+              <w:t>Администратор; сценарий 2</w:t>
+            </w:r>
+          </w:p>
+        </w:tc>
+        <w:tc>
+          <w:tcPr>
+            <w:tcW w:type="dxa" w:w="2160"/>
+            <w:vAlign w:val="center"/>
+            <w:tcMar>
+              <w:top w:w="65" w:type="dxa"/>
+              <w:start w:w="90" w:type="dxa"/>
+              <w:bottom w:w="65" w:type="dxa"/>
+              <w:end w:w="90" w:type="dxa"/>
+            </w:tcMar>
+            <w:shd w:fill="EAF2F8"/>
+          </w:tcPr>
+          <w:p>
+            <w:pPr>
+              <w:spacing w:after="0" w:line="240" w:lineRule="auto"/>
+            </w:pPr>
+            <w:r>
+              <w:rPr>
+                <w:rFonts w:ascii="Times New Roman" w:hAnsi="Times New Roman" w:eastAsia="Times New Roman"/>
+                <w:b w:val="0"/>
+                <w:color w:val="000000"/>
+                <w:sz w:val="16"/>
+              </w:rPr>
+              <w:t>Админ-панель и каталог</w:t>
+            </w:r>
+          </w:p>
+        </w:tc>
+        <w:tc>
+          <w:tcPr>
+            <w:tcW w:type="dxa" w:w="2520"/>
+            <w:vAlign w:val="center"/>
+            <w:tcMar>
+              <w:top w:w="65" w:type="dxa"/>
+              <w:start w:w="90" w:type="dxa"/>
+              <w:bottom w:w="65" w:type="dxa"/>
+              <w:end w:w="90" w:type="dxa"/>
+            </w:tcMar>
+            <w:shd w:fill="EAF2F8"/>
+          </w:tcPr>
+          <w:p>
+            <w:pPr>
+              <w:spacing w:after="0" w:line="240" w:lineRule="auto"/>
+            </w:pPr>
+            <w:r>
+              <w:rPr>
+                <w:rFonts w:ascii="Times New Roman" w:hAnsi="Times New Roman" w:eastAsia="Times New Roman"/>
+                <w:b w:val="0"/>
+                <w:color w:val="000000"/>
+                <w:sz w:val="16"/>
+              </w:rPr>
+              <w:t>Admin, Game</w:t>
             </w:r>
           </w:p>
         </w:tc>
@@ -1566,71 +3668,20 @@
                 <w:rFonts w:ascii="Times New Roman" w:hAnsi="Times New Roman" w:eastAsia="Times New Roman"/>
                 <w:b w:val="0"/>
                 <w:color w:val="000000"/>
-                <w:sz w:val="15"/>
+                <w:sz w:val="16"/>
               </w:rPr>
-              <w:t>Нефункциональные требования</w:t>
-            </w:r>
-          </w:p>
-        </w:tc>
-        <w:tc>
-          <w:tcPr>
-            <w:tcW w:type="dxa" w:w="3960"/>
-            <w:vAlign w:val="center"/>
-            <w:tcMar>
-              <w:top w:w="65" w:type="dxa"/>
-              <w:start w:w="90" w:type="dxa"/>
-              <w:bottom w:w="65" w:type="dxa"/>
-              <w:end w:w="90" w:type="dxa"/>
-            </w:tcMar>
-            <w:shd w:fill="EAF2F8"/>
-          </w:tcPr>
-          <w:p>
-            <w:pPr>
-              <w:spacing w:after="0" w:line="240" w:lineRule="auto"/>
-            </w:pPr>
-            <w:r>
-              <w:rPr>
-                <w:rFonts w:ascii="Times New Roman" w:hAnsi="Times New Roman" w:eastAsia="Times New Roman"/>
-                <w:b w:val="0"/>
-                <w:color w:val="000000"/>
-                <w:sz w:val="15"/>
-              </w:rPr>
-              <w:t>NFR-10 не определяет браузеры и диапазон экранов.</w:t>
-            </w:r>
-          </w:p>
-        </w:tc>
-        <w:tc>
-          <w:tcPr>
-            <w:tcW w:type="dxa" w:w="4320"/>
-            <w:vAlign w:val="center"/>
-            <w:tcMar>
-              <w:top w:w="65" w:type="dxa"/>
-              <w:start w:w="90" w:type="dxa"/>
-              <w:bottom w:w="65" w:type="dxa"/>
-              <w:end w:w="90" w:type="dxa"/>
-            </w:tcMar>
-            <w:shd w:fill="EAF2F8"/>
-          </w:tcPr>
-          <w:p>
-            <w:pPr>
-              <w:spacing w:after="0" w:line="240" w:lineRule="auto"/>
-            </w:pPr>
-            <w:r>
-              <w:rPr>
-                <w:rFonts w:ascii="Times New Roman" w:hAnsi="Times New Roman" w:eastAsia="Times New Roman"/>
-                <w:b w:val="0"/>
-                <w:color w:val="000000"/>
-                <w:sz w:val="15"/>
-              </w:rPr>
-              <w:t>Указать поддерживаемые браузеры и ширину экрана.</w:t>
+              <w:t>TC-13</w:t>
             </w:r>
           </w:p>
         </w:tc>
       </w:tr>
       <w:tr>
+        <w:trPr>
+          <w:cantSplit/>
+        </w:trPr>
         <w:tc>
           <w:tcPr>
-            <w:tcW w:type="dxa" w:w="504"/>
+            <w:tcW w:type="dxa" w:w="936"/>
             <w:vAlign w:val="center"/>
             <w:tcMar>
               <w:top w:w="65" w:type="dxa"/>
@@ -1648,9 +3699,87 @@
                 <w:rFonts w:ascii="Times New Roman" w:hAnsi="Times New Roman" w:eastAsia="Times New Roman"/>
                 <w:b w:val="0"/>
                 <w:color w:val="000000"/>
-                <w:sz w:val="15"/>
+                <w:sz w:val="16"/>
               </w:rPr>
-              <w:t>5</w:t>
+              <w:t>FR-20</w:t>
+            </w:r>
+          </w:p>
+        </w:tc>
+        <w:tc>
+          <w:tcPr>
+            <w:tcW w:type="dxa" w:w="2520"/>
+            <w:vAlign w:val="center"/>
+            <w:tcMar>
+              <w:top w:w="65" w:type="dxa"/>
+              <w:start w:w="90" w:type="dxa"/>
+              <w:bottom w:w="65" w:type="dxa"/>
+              <w:end w:w="90" w:type="dxa"/>
+            </w:tcMar>
+          </w:tcPr>
+          <w:p>
+            <w:pPr>
+              <w:spacing w:after="0" w:line="240" w:lineRule="auto"/>
+            </w:pPr>
+            <w:r>
+              <w:rPr>
+                <w:rFonts w:ascii="Times New Roman" w:hAnsi="Times New Roman" w:eastAsia="Times New Roman"/>
+                <w:b w:val="0"/>
+                <w:color w:val="000000"/>
+                <w:sz w:val="16"/>
+              </w:rPr>
+              <w:t>Администратор; сценарий 2</w:t>
+            </w:r>
+          </w:p>
+        </w:tc>
+        <w:tc>
+          <w:tcPr>
+            <w:tcW w:type="dxa" w:w="2160"/>
+            <w:vAlign w:val="center"/>
+            <w:tcMar>
+              <w:top w:w="65" w:type="dxa"/>
+              <w:start w:w="90" w:type="dxa"/>
+              <w:bottom w:w="65" w:type="dxa"/>
+              <w:end w:w="90" w:type="dxa"/>
+            </w:tcMar>
+          </w:tcPr>
+          <w:p>
+            <w:pPr>
+              <w:spacing w:after="0" w:line="240" w:lineRule="auto"/>
+            </w:pPr>
+            <w:r>
+              <w:rPr>
+                <w:rFonts w:ascii="Times New Roman" w:hAnsi="Times New Roman" w:eastAsia="Times New Roman"/>
+                <w:b w:val="0"/>
+                <w:color w:val="000000"/>
+                <w:sz w:val="16"/>
+              </w:rPr>
+              <w:t>Ключи и промокоды</w:t>
+            </w:r>
+          </w:p>
+        </w:tc>
+        <w:tc>
+          <w:tcPr>
+            <w:tcW w:type="dxa" w:w="2520"/>
+            <w:vAlign w:val="center"/>
+            <w:tcMar>
+              <w:top w:w="65" w:type="dxa"/>
+              <w:start w:w="90" w:type="dxa"/>
+              <w:bottom w:w="65" w:type="dxa"/>
+              <w:end w:w="90" w:type="dxa"/>
+            </w:tcMar>
+          </w:tcPr>
+          <w:p>
+            <w:pPr>
+              <w:spacing w:after="0" w:line="240" w:lineRule="auto"/>
+            </w:pPr>
+            <w:r>
+              <w:rPr>
+                <w:rFonts w:ascii="Times New Roman" w:hAnsi="Times New Roman" w:eastAsia="Times New Roman"/>
+                <w:b w:val="0"/>
+                <w:color w:val="000000"/>
+                <w:sz w:val="16"/>
+              </w:rPr>
+              <w:t>Admin, DigitalKey, PromoCode</w:t>
             </w:r>
           </w:p>
         </w:tc>
@@ -1674,69 +3803,20 @@
                 <w:rFonts w:ascii="Times New Roman" w:hAnsi="Times New Roman" w:eastAsia="Times New Roman"/>
                 <w:b w:val="0"/>
                 <w:color w:val="000000"/>
-                <w:sz w:val="15"/>
+                <w:sz w:val="16"/>
               </w:rPr>
-              <w:t>Архитектура</w:t>
-            </w:r>
-          </w:p>
-        </w:tc>
-        <w:tc>
-          <w:tcPr>
-            <w:tcW w:type="dxa" w:w="3960"/>
-            <w:vAlign w:val="center"/>
-            <w:tcMar>
-              <w:top w:w="65" w:type="dxa"/>
-              <w:start w:w="90" w:type="dxa"/>
-              <w:bottom w:w="65" w:type="dxa"/>
-              <w:end w:w="90" w:type="dxa"/>
-            </w:tcMar>
-          </w:tcPr>
-          <w:p>
-            <w:pPr>
-              <w:spacing w:after="0" w:line="240" w:lineRule="auto"/>
-            </w:pPr>
-            <w:r>
-              <w:rPr>
-                <w:rFonts w:ascii="Times New Roman" w:hAnsi="Times New Roman" w:eastAsia="Times New Roman"/>
-                <w:b w:val="0"/>
-                <w:color w:val="000000"/>
-                <w:sz w:val="15"/>
-              </w:rPr>
-              <w:t>Админ-панель ссылается на отчеты, но отдельный модуль и требование отсутствуют.</w:t>
-            </w:r>
-          </w:p>
-        </w:tc>
-        <w:tc>
-          <w:tcPr>
-            <w:tcW w:type="dxa" w:w="4320"/>
-            <w:vAlign w:val="center"/>
-            <w:tcMar>
-              <w:top w:w="65" w:type="dxa"/>
-              <w:start w:w="90" w:type="dxa"/>
-              <w:bottom w:w="65" w:type="dxa"/>
-              <w:end w:w="90" w:type="dxa"/>
-            </w:tcMar>
-          </w:tcPr>
-          <w:p>
-            <w:pPr>
-              <w:spacing w:after="0" w:line="240" w:lineRule="auto"/>
-            </w:pPr>
-            <w:r>
-              <w:rPr>
-                <w:rFonts w:ascii="Times New Roman" w:hAnsi="Times New Roman" w:eastAsia="Times New Roman"/>
-                <w:b w:val="0"/>
-                <w:color w:val="000000"/>
-                <w:sz w:val="15"/>
-              </w:rPr>
-              <w:t>Добавить FR-23 и модуль отчетности со связями.</w:t>
+              <w:t>TC-09, TC-13</w:t>
             </w:r>
           </w:p>
         </w:tc>
       </w:tr>
       <w:tr>
+        <w:trPr>
+          <w:cantSplit/>
+        </w:trPr>
         <w:tc>
           <w:tcPr>
-            <w:tcW w:type="dxa" w:w="504"/>
+            <w:tcW w:type="dxa" w:w="936"/>
             <w:vAlign w:val="center"/>
             <w:tcMar>
               <w:top w:w="65" w:type="dxa"/>
@@ -1755,9 +3835,90 @@
                 <w:rFonts w:ascii="Times New Roman" w:hAnsi="Times New Roman" w:eastAsia="Times New Roman"/>
                 <w:b w:val="0"/>
                 <w:color w:val="000000"/>
-                <w:sz w:val="15"/>
+                <w:sz w:val="16"/>
               </w:rPr>
-              <w:t>6</w:t>
+              <w:t>FR-23</w:t>
+            </w:r>
+          </w:p>
+        </w:tc>
+        <w:tc>
+          <w:tcPr>
+            <w:tcW w:type="dxa" w:w="2520"/>
+            <w:vAlign w:val="center"/>
+            <w:tcMar>
+              <w:top w:w="65" w:type="dxa"/>
+              <w:start w:w="90" w:type="dxa"/>
+              <w:bottom w:w="65" w:type="dxa"/>
+              <w:end w:w="90" w:type="dxa"/>
+            </w:tcMar>
+            <w:shd w:fill="EAF2F8"/>
+          </w:tcPr>
+          <w:p>
+            <w:pPr>
+              <w:spacing w:after="0" w:line="240" w:lineRule="auto"/>
+            </w:pPr>
+            <w:r>
+              <w:rPr>
+                <w:rFonts w:ascii="Times New Roman" w:hAnsi="Times New Roman" w:eastAsia="Times New Roman"/>
+                <w:b w:val="0"/>
+                <w:color w:val="000000"/>
+                <w:sz w:val="16"/>
+              </w:rPr>
+              <w:t>Администратор</w:t>
+            </w:r>
+          </w:p>
+        </w:tc>
+        <w:tc>
+          <w:tcPr>
+            <w:tcW w:type="dxa" w:w="2160"/>
+            <w:vAlign w:val="center"/>
+            <w:tcMar>
+              <w:top w:w="65" w:type="dxa"/>
+              <w:start w:w="90" w:type="dxa"/>
+              <w:bottom w:w="65" w:type="dxa"/>
+              <w:end w:w="90" w:type="dxa"/>
+            </w:tcMar>
+            <w:shd w:fill="EAF2F8"/>
+          </w:tcPr>
+          <w:p>
+            <w:pPr>
+              <w:spacing w:after="0" w:line="240" w:lineRule="auto"/>
+            </w:pPr>
+            <w:r>
+              <w:rPr>
+                <w:rFonts w:ascii="Times New Roman" w:hAnsi="Times New Roman" w:eastAsia="Times New Roman"/>
+                <w:b w:val="0"/>
+                <w:color w:val="000000"/>
+                <w:sz w:val="16"/>
+              </w:rPr>
+              <w:t>Модуль отчетности</w:t>
+            </w:r>
+          </w:p>
+        </w:tc>
+        <w:tc>
+          <w:tcPr>
+            <w:tcW w:type="dxa" w:w="2520"/>
+            <w:vAlign w:val="center"/>
+            <w:tcMar>
+              <w:top w:w="65" w:type="dxa"/>
+              <w:start w:w="90" w:type="dxa"/>
+              <w:bottom w:w="65" w:type="dxa"/>
+              <w:end w:w="90" w:type="dxa"/>
+            </w:tcMar>
+            <w:shd w:fill="EAF2F8"/>
+          </w:tcPr>
+          <w:p>
+            <w:pPr>
+              <w:spacing w:after="0" w:line="240" w:lineRule="auto"/>
+            </w:pPr>
+            <w:r>
+              <w:rPr>
+                <w:rFonts w:ascii="Times New Roman" w:hAnsi="Times New Roman" w:eastAsia="Times New Roman"/>
+                <w:b w:val="0"/>
+                <w:color w:val="000000"/>
+                <w:sz w:val="16"/>
+              </w:rPr>
+              <w:t>Order, Payment, RefundRequest, DigitalKey</w:t>
             </w:r>
           </w:p>
         </w:tc>
@@ -1782,71 +3943,20 @@
                 <w:rFonts w:ascii="Times New Roman" w:hAnsi="Times New Roman" w:eastAsia="Times New Roman"/>
                 <w:b w:val="0"/>
                 <w:color w:val="000000"/>
-                <w:sz w:val="15"/>
+                <w:sz w:val="16"/>
               </w:rPr>
-              <w:t>Тест-кейсы</w:t>
-            </w:r>
-          </w:p>
-        </w:tc>
-        <w:tc>
-          <w:tcPr>
-            <w:tcW w:type="dxa" w:w="3960"/>
-            <w:vAlign w:val="center"/>
-            <w:tcMar>
-              <w:top w:w="65" w:type="dxa"/>
-              <w:start w:w="90" w:type="dxa"/>
-              <w:bottom w:w="65" w:type="dxa"/>
-              <w:end w:w="90" w:type="dxa"/>
-            </w:tcMar>
-            <w:shd w:fill="EAF2F8"/>
-          </w:tcPr>
-          <w:p>
-            <w:pPr>
-              <w:spacing w:after="0" w:line="240" w:lineRule="auto"/>
-            </w:pPr>
-            <w:r>
-              <w:rPr>
-                <w:rFonts w:ascii="Times New Roman" w:hAnsi="Times New Roman" w:eastAsia="Times New Roman"/>
-                <w:b w:val="0"/>
-                <w:color w:val="000000"/>
-                <w:sz w:val="15"/>
-              </w:rPr>
-              <w:t>Для сценария администратора есть только отрицательная проверка дубля ключа.</w:t>
-            </w:r>
-          </w:p>
-        </w:tc>
-        <w:tc>
-          <w:tcPr>
-            <w:tcW w:type="dxa" w:w="4320"/>
-            <w:vAlign w:val="center"/>
-            <w:tcMar>
-              <w:top w:w="65" w:type="dxa"/>
-              <w:start w:w="90" w:type="dxa"/>
-              <w:bottom w:w="65" w:type="dxa"/>
-              <w:end w:w="90" w:type="dxa"/>
-            </w:tcMar>
-            <w:shd w:fill="EAF2F8"/>
-          </w:tcPr>
-          <w:p>
-            <w:pPr>
-              <w:spacing w:after="0" w:line="240" w:lineRule="auto"/>
-            </w:pPr>
-            <w:r>
-              <w:rPr>
-                <w:rFonts w:ascii="Times New Roman" w:hAnsi="Times New Roman" w:eastAsia="Times New Roman"/>
-                <w:b w:val="0"/>
-                <w:color w:val="000000"/>
-                <w:sz w:val="15"/>
-              </w:rPr>
-              <w:t>Добавить положительный тест публикации игры с партией ключей.</w:t>
+              <w:t>TC-16</w:t>
             </w:r>
           </w:p>
         </w:tc>
       </w:tr>
       <w:tr>
+        <w:trPr>
+          <w:cantSplit/>
+        </w:trPr>
         <w:tc>
           <w:tcPr>
-            <w:tcW w:type="dxa" w:w="504"/>
+            <w:tcW w:type="dxa" w:w="936"/>
             <w:vAlign w:val="center"/>
             <w:tcMar>
               <w:top w:w="65" w:type="dxa"/>
@@ -1864,9 +3974,87 @@
                 <w:rFonts w:ascii="Times New Roman" w:hAnsi="Times New Roman" w:eastAsia="Times New Roman"/>
                 <w:b w:val="0"/>
                 <w:color w:val="000000"/>
-                <w:sz w:val="15"/>
+                <w:sz w:val="16"/>
               </w:rPr>
-              <w:t>7</w:t>
+              <w:t>NFR-10</w:t>
+            </w:r>
+          </w:p>
+        </w:tc>
+        <w:tc>
+          <w:tcPr>
+            <w:tcW w:type="dxa" w:w="2520"/>
+            <w:vAlign w:val="center"/>
+            <w:tcMar>
+              <w:top w:w="65" w:type="dxa"/>
+              <w:start w:w="90" w:type="dxa"/>
+              <w:bottom w:w="65" w:type="dxa"/>
+              <w:end w:w="90" w:type="dxa"/>
+            </w:tcMar>
+          </w:tcPr>
+          <w:p>
+            <w:pPr>
+              <w:spacing w:after="0" w:line="240" w:lineRule="auto"/>
+            </w:pPr>
+            <w:r>
+              <w:rPr>
+                <w:rFonts w:ascii="Times New Roman" w:hAnsi="Times New Roman" w:eastAsia="Times New Roman"/>
+                <w:b w:val="0"/>
+                <w:color w:val="000000"/>
+                <w:sz w:val="16"/>
+              </w:rPr>
+              <w:t>Все пользователи</w:t>
+            </w:r>
+          </w:p>
+        </w:tc>
+        <w:tc>
+          <w:tcPr>
+            <w:tcW w:type="dxa" w:w="2160"/>
+            <w:vAlign w:val="center"/>
+            <w:tcMar>
+              <w:top w:w="65" w:type="dxa"/>
+              <w:start w:w="90" w:type="dxa"/>
+              <w:bottom w:w="65" w:type="dxa"/>
+              <w:end w:w="90" w:type="dxa"/>
+            </w:tcMar>
+          </w:tcPr>
+          <w:p>
+            <w:pPr>
+              <w:spacing w:after="0" w:line="240" w:lineRule="auto"/>
+            </w:pPr>
+            <w:r>
+              <w:rPr>
+                <w:rFonts w:ascii="Times New Roman" w:hAnsi="Times New Roman" w:eastAsia="Times New Roman"/>
+                <w:b w:val="0"/>
+                <w:color w:val="000000"/>
+                <w:sz w:val="16"/>
+              </w:rPr>
+              <w:t>Веб-интерфейс</w:t>
+            </w:r>
+          </w:p>
+        </w:tc>
+        <w:tc>
+          <w:tcPr>
+            <w:tcW w:type="dxa" w:w="2520"/>
+            <w:vAlign w:val="center"/>
+            <w:tcMar>
+              <w:top w:w="65" w:type="dxa"/>
+              <w:start w:w="90" w:type="dxa"/>
+              <w:bottom w:w="65" w:type="dxa"/>
+              <w:end w:w="90" w:type="dxa"/>
+            </w:tcMar>
+          </w:tcPr>
+          <w:p>
+            <w:pPr>
+              <w:spacing w:after="0" w:line="240" w:lineRule="auto"/>
+            </w:pPr>
+            <w:r>
+              <w:rPr>
+                <w:rFonts w:ascii="Times New Roman" w:hAnsi="Times New Roman" w:eastAsia="Times New Roman"/>
+                <w:b w:val="0"/>
+                <w:color w:val="000000"/>
+                <w:sz w:val="16"/>
+              </w:rPr>
+              <w:t>Интерфейсный уровень</w:t>
             </w:r>
           </w:p>
         </w:tc>
@@ -1890,171 +4078,9 @@
                 <w:rFonts w:ascii="Times New Roman" w:hAnsi="Times New Roman" w:eastAsia="Times New Roman"/>
                 <w:b w:val="0"/>
                 <w:color w:val="000000"/>
-                <w:sz w:val="15"/>
+                <w:sz w:val="16"/>
               </w:rPr>
-              <w:t>Тест-кейсы</w:t>
-            </w:r>
-          </w:p>
-        </w:tc>
-        <w:tc>
-          <w:tcPr>
-            <w:tcW w:type="dxa" w:w="3960"/>
-            <w:vAlign w:val="center"/>
-            <w:tcMar>
-              <w:top w:w="65" w:type="dxa"/>
-              <w:start w:w="90" w:type="dxa"/>
-              <w:bottom w:w="65" w:type="dxa"/>
-              <w:end w:w="90" w:type="dxa"/>
-            </w:tcMar>
-          </w:tcPr>
-          <w:p>
-            <w:pPr>
-              <w:spacing w:after="0" w:line="240" w:lineRule="auto"/>
-            </w:pPr>
-            <w:r>
-              <w:rPr>
-                <w:rFonts w:ascii="Times New Roman" w:hAnsi="Times New Roman" w:eastAsia="Times New Roman"/>
-                <w:b w:val="0"/>
-                <w:color w:val="000000"/>
-                <w:sz w:val="15"/>
-              </w:rPr>
-              <w:t>TC-12 проверяет создание возврата, но не решение менеджера и уведомление.</w:t>
-            </w:r>
-          </w:p>
-        </w:tc>
-        <w:tc>
-          <w:tcPr>
-            <w:tcW w:type="dxa" w:w="4320"/>
-            <w:vAlign w:val="center"/>
-            <w:tcMar>
-              <w:top w:w="65" w:type="dxa"/>
-              <w:start w:w="90" w:type="dxa"/>
-              <w:bottom w:w="65" w:type="dxa"/>
-              <w:end w:w="90" w:type="dxa"/>
-            </w:tcMar>
-          </w:tcPr>
-          <w:p>
-            <w:pPr>
-              <w:spacing w:after="0" w:line="240" w:lineRule="auto"/>
-            </w:pPr>
-            <w:r>
-              <w:rPr>
-                <w:rFonts w:ascii="Times New Roman" w:hAnsi="Times New Roman" w:eastAsia="Times New Roman"/>
-                <w:b w:val="0"/>
-                <w:color w:val="000000"/>
-                <w:sz w:val="15"/>
-              </w:rPr>
-              <w:t>Добавить тесты одобрения возврата и отказа по сроку или активированному ключу.</w:t>
-            </w:r>
-          </w:p>
-        </w:tc>
-      </w:tr>
-      <w:tr>
-        <w:tc>
-          <w:tcPr>
-            <w:tcW w:type="dxa" w:w="504"/>
-            <w:vAlign w:val="center"/>
-            <w:tcMar>
-              <w:top w:w="65" w:type="dxa"/>
-              <w:start w:w="90" w:type="dxa"/>
-              <w:bottom w:w="65" w:type="dxa"/>
-              <w:end w:w="90" w:type="dxa"/>
-            </w:tcMar>
-            <w:shd w:fill="EAF2F8"/>
-          </w:tcPr>
-          <w:p>
-            <w:pPr>
-              <w:spacing w:after="0" w:line="240" w:lineRule="auto"/>
-            </w:pPr>
-            <w:r>
-              <w:rPr>
-                <w:rFonts w:ascii="Times New Roman" w:hAnsi="Times New Roman" w:eastAsia="Times New Roman"/>
-                <w:b w:val="0"/>
-                <w:color w:val="000000"/>
-                <w:sz w:val="15"/>
-              </w:rPr>
-              <w:t>8</w:t>
-            </w:r>
-          </w:p>
-        </w:tc>
-        <w:tc>
-          <w:tcPr>
-            <w:tcW w:type="dxa" w:w="1944"/>
-            <w:vAlign w:val="center"/>
-            <w:tcMar>
-              <w:top w:w="65" w:type="dxa"/>
-              <w:start w:w="90" w:type="dxa"/>
-              <w:bottom w:w="65" w:type="dxa"/>
-              <w:end w:w="90" w:type="dxa"/>
-            </w:tcMar>
-            <w:shd w:fill="EAF2F8"/>
-          </w:tcPr>
-          <w:p>
-            <w:pPr>
-              <w:spacing w:after="0" w:line="240" w:lineRule="auto"/>
-            </w:pPr>
-            <w:r>
-              <w:rPr>
-                <w:rFonts w:ascii="Times New Roman" w:hAnsi="Times New Roman" w:eastAsia="Times New Roman"/>
-                <w:b w:val="0"/>
-                <w:color w:val="000000"/>
-                <w:sz w:val="15"/>
-              </w:rPr>
-              <w:t>Тест-кейсы</w:t>
-            </w:r>
-          </w:p>
-        </w:tc>
-        <w:tc>
-          <w:tcPr>
-            <w:tcW w:type="dxa" w:w="3960"/>
-            <w:vAlign w:val="center"/>
-            <w:tcMar>
-              <w:top w:w="65" w:type="dxa"/>
-              <w:start w:w="90" w:type="dxa"/>
-              <w:bottom w:w="65" w:type="dxa"/>
-              <w:end w:w="90" w:type="dxa"/>
-            </w:tcMar>
-            <w:shd w:fill="EAF2F8"/>
-          </w:tcPr>
-          <w:p>
-            <w:pPr>
-              <w:spacing w:after="0" w:line="240" w:lineRule="auto"/>
-            </w:pPr>
-            <w:r>
-              <w:rPr>
-                <w:rFonts w:ascii="Times New Roman" w:hAnsi="Times New Roman" w:eastAsia="Times New Roman"/>
-                <w:b w:val="0"/>
-                <w:color w:val="000000"/>
-                <w:sz w:val="15"/>
-              </w:rPr>
-              <w:t>Ожидаемый результат TC-11 допускает два варианта публикации отзыва.</w:t>
-            </w:r>
-          </w:p>
-        </w:tc>
-        <w:tc>
-          <w:tcPr>
-            <w:tcW w:type="dxa" w:w="4320"/>
-            <w:vAlign w:val="center"/>
-            <w:tcMar>
-              <w:top w:w="65" w:type="dxa"/>
-              <w:start w:w="90" w:type="dxa"/>
-              <w:bottom w:w="65" w:type="dxa"/>
-              <w:end w:w="90" w:type="dxa"/>
-            </w:tcMar>
-            <w:shd w:fill="EAF2F8"/>
-          </w:tcPr>
-          <w:p>
-            <w:pPr>
-              <w:spacing w:after="0" w:line="240" w:lineRule="auto"/>
-            </w:pPr>
-            <w:r>
-              <w:rPr>
-                <w:rFonts w:ascii="Times New Roman" w:hAnsi="Times New Roman" w:eastAsia="Times New Roman"/>
-                <w:b w:val="0"/>
-                <w:color w:val="000000"/>
-                <w:sz w:val="15"/>
-              </w:rPr>
-              <w:t>Зафиксировать единое правило публикации отзыва после модерации.</w:t>
+              <w:t>TC-18</w:t>
             </w:r>
           </w:p>
         </w:tc>
@@ -2064,6 +4090,38 @@
       <w:pPr>
         <w:spacing w:after="0"/>
       </w:pPr>
+    </w:p>
+    <w:p>
+      <w:pPr>
+        <w:pStyle w:val="Heading1"/>
+      </w:pPr>
+      <w:r>
+        <w:t>Вывод по пустым ячейкам</w:t>
+      </w:r>
+    </w:p>
+    <w:p>
+      <w:pPr>
+        <w:jc w:val="both"/>
+      </w:pPr>
+      <w:r>
+        <w:t>До исправлений в связях отсутствовали отдельный модуль отчетности, положительный тест сценария администратора и проверки полного цикла возврата. После добавления FR-23, модуля отчетности и тест-кейсов TC-13–TC-18 пустых ячеек в итоговой матрице нет. Это означает, что выбранные требования прослеживаются от пользователя и сценария до архитектурного модуля, модели данных и проверки.</w:t>
+      </w:r>
+    </w:p>
+    <w:p>
+      <w:pPr>
+        <w:pStyle w:val="Heading1"/>
+      </w:pPr>
+      <w:r>
+        <w:t>Итог ревью</w:t>
+      </w:r>
+    </w:p>
+    <w:p>
+      <w:pPr>
+        <w:jc w:val="both"/>
+      </w:pPr>
+      <w:r>
+        <w:t>Ревью выявило восемь улучшений. Четыре требования стали измеримыми, архитектура получила отсутствующий модуль отчетности, а тестовый набор дополнен положительными и отрицательными проверками административного сценария, возвратов, сроков выдачи ключа и совместимости интерфейса.</w:t>
+      </w:r>
     </w:p>
     <w:sectPr>
       <w:pgSz w:w="12240" w:h="15840"/>
